--- a/business_documents/PECH_ASSET_REGISTER_FORM.docx
+++ b/business_documents/PECH_ASSET_REGISTER_FORM.docx
@@ -2,21 +2,108 @@
 <file path=word/document.xml><?xml version="1.0" encoding="utf-8"?>
 <w:document xmlns:w="http://schemas.openxmlformats.org/wordprocessingml/2006/main" xmlns:m="http://schemas.openxmlformats.org/officeDocument/2006/math" xmlns:r="http://schemas.openxmlformats.org/officeDocument/2006/relationships" xmlns:o="urn:schemas-microsoft-com:office:office" xmlns:v="urn:schemas-microsoft-com:vml" xmlns:w10="urn:schemas-microsoft-com:office:word" xmlns:a="http://schemas.openxmlformats.org/drawingml/2006/main" xmlns:pic="http://schemas.openxmlformats.org/drawingml/2006/picture" xmlns:wp="http://schemas.openxmlformats.org/drawingml/2006/wordprocessingDrawing">
   <w:body>
+    <w:p>
+      <w:pPr>
+        <w:pBdr>
+          <w:top w:val="single" w:sz="12" w:space="1" w:color="00BFFF"/>
+          <w:bottom w:val="single" w:sz="36" w:space="0" w:color="F5A623"/>
+        </w:pBdr>
+        <w:spacing w:before="0" w:after="240"/>
+      </w:pPr>
+    </w:p>
+    <w:p>
+      <w:pPr>
+        <w:pBdr>
+          <w:bottom w:val="single" w:sz="6" w:space="1" w:color="00BFFF"/>
+        </w:pBdr>
+        <w:spacing w:before="0" w:after="120"/>
+      </w:pPr>
+    </w:p>
+    <w:p>
+      <w:pPr>
+        <w:jc w:val="center"/>
+        <w:spacing w:before="0" w:after="60"/>
+      </w:pPr>
+      <w:r>
+        <w:rPr>
+          <w:i/>
+          <w:color w:val="E08A00"/>
+          <w:sz w:val="18"/>
+          <w:szCs w:val="18"/>
+        </w:rPr>
+        <w:t>Technology &amp; Infrastructure Enablers for Africa</w:t>
+      </w:r>
+    </w:p>
+    <w:p>
+      <w:pPr>
+        <w:jc w:val="center"/>
+        <w:spacing w:before="200" w:after="40"/>
+      </w:pPr>
+      <w:r>
+        <w:rPr>
+          <w:b/>
+          <w:color w:val="0099CC"/>
+          <w:sz w:val="28"/>
+          <w:szCs w:val="28"/>
+        </w:rPr>
+        <w:t>PECH GROUP HOLDINGS LTD</w:t>
+      </w:r>
+    </w:p>
+    <w:p>
+      <w:pPr>
+        <w:pBdr>
+          <w:top w:val="single" w:sz="36" w:space="0" w:color="F5A623"/>
+          <w:bottom w:val="single" w:sz="12" w:space="1" w:color="00BFFF"/>
+        </w:pBdr>
+        <w:spacing w:after="0"/>
+      </w:pPr>
+    </w:p>
     <w:bookmarkStart w:id="31" w:name="pech-group-holdings-ltd"/>
     <w:p>
       <w:pPr>
         <w:pStyle w:val="Heading1"/>
+        <w:rPr>
+          <w:color w:val="0099CC"/>
+        </w:rPr>
+        <w:pBdr>
+          <w:bottom w:val="single" w:sz="18" w:space="2" w:color="F5A623"/>
+        </w:pBdr>
       </w:pPr>
       <w:r>
+        <w:rPr>
+          <w:b/>
+          <w:color w:val="0099CC"/>
+          <w:sz w:val="44"/>
+        </w:rPr>
         <w:t xml:space="preserve">PECH GROUP HOLDINGS LTD</w:t>
       </w:r>
     </w:p>
     <w:bookmarkStart w:id="22" w:name="asset-register-tracking-form"/>
+    <w:p>
+      <w:pPr>
+        <w:pBdr>
+          <w:top w:val="single" w:sz="18" w:space="1" w:color="F5A623"/>
+          <w:bottom w:val="single" w:sz="6" w:space="1" w:color="0099CC"/>
+        </w:pBdr>
+        <w:spacing w:before="200" w:after="200"/>
+      </w:pPr>
+    </w:p>
     <w:p>
       <w:pPr>
         <w:pStyle w:val="Heading2"/>
+        <w:rPr>
+          <w:color w:val="0099CC"/>
+        </w:rPr>
+        <w:pBdr>
+          <w:bottom w:val="single" w:sz="6" w:space="2" w:color="00BFFF"/>
+        </w:pBdr>
       </w:pPr>
       <w:r>
+        <w:rPr>
+          <w:b/>
+          <w:color w:val="0099CC"/>
+          <w:sz w:val="32"/>
+        </w:rPr>
         <w:t xml:space="preserve">ASSET REGISTER / TRACKING FORM</w:t>
       </w:r>
     </w:p>
@@ -24,8 +111,16 @@
     <w:p>
       <w:pPr>
         <w:pStyle w:val="Heading3"/>
+        <w:rPr>
+          <w:color w:val="E08A00"/>
+        </w:rPr>
       </w:pPr>
       <w:r>
+        <w:rPr>
+          <w:b/>
+          <w:color w:val="E08A00"/>
+          <w:sz w:val="26"/>
+        </w:rPr>
         <w:t xml:space="preserve">CONFIDENTIAL</w:t>
       </w:r>
     </w:p>
@@ -83,9 +178,29 @@
     <w:bookmarkStart w:id="23" w:name="asset-identification"/>
     <w:p>
       <w:pPr>
+        <w:pBdr>
+          <w:top w:val="single" w:sz="18" w:space="1" w:color="F5A623"/>
+          <w:bottom w:val="single" w:sz="6" w:space="1" w:color="0099CC"/>
+        </w:pBdr>
+        <w:spacing w:before="200" w:after="200"/>
+      </w:pPr>
+    </w:p>
+    <w:p>
+      <w:pPr>
         <w:pStyle w:val="Heading2"/>
+        <w:rPr>
+          <w:color w:val="0099CC"/>
+        </w:rPr>
+        <w:pBdr>
+          <w:bottom w:val="single" w:sz="6" w:space="2" w:color="00BFFF"/>
+        </w:pBdr>
       </w:pPr>
       <w:r>
+        <w:rPr>
+          <w:b/>
+          <w:color w:val="0099CC"/>
+          <w:sz w:val="32"/>
+        </w:rPr>
         <w:t xml:space="preserve">ASSET IDENTIFICATION</w:t>
       </w:r>
     </w:p>
@@ -95,6 +210,14 @@
         <w:tblW w:type="pct" w:w="5000"/>
         <w:tblLook w:firstRow="1" w:lastRow="0" w:firstColumn="0" w:lastColumn="0" w:noHBand="0" w:noVBand="0" w:val="0020"/>
         <w:jc w:val="start"/>
+        <w:tblBorders>
+          <w:top w:val="single" w:sz="4" w:space="0" w:color="B0D4E8"/>
+          <w:left w:val="single" w:sz="4" w:space="0" w:color="B0D4E8"/>
+          <w:bottom w:val="single" w:sz="4" w:space="0" w:color="B0D4E8"/>
+          <w:right w:val="single" w:sz="4" w:space="0" w:color="B0D4E8"/>
+          <w:insideH w:val="single" w:sz="4" w:space="0" w:color="B0D4E8"/>
+          <w:insideV w:val="single" w:sz="4" w:space="0" w:color="B0D4E8"/>
+        </w:tblBorders>
       </w:tblPr>
       <w:tblGrid>
         <w:gridCol w:w="3960"/>
@@ -105,25 +228,39 @@
           <w:tblHeader w:val="true"/>
         </w:trPr>
         <w:tc>
-          <w:tcPr/>
-          <w:p>
-            <w:pPr>
-              <w:pStyle w:val="Compact"/>
-              <w:jc w:val="left"/>
-            </w:pPr>
-            <w:r>
+          <w:tcPr>
+            <w:shd w:fill="0099CC" w:val="clear"/>
+          </w:tcPr>
+          <w:p>
+            <w:pPr>
+              <w:pStyle w:val="Compact"/>
+              <w:jc w:val="left"/>
+            </w:pPr>
+            <w:r>
+              <w:rPr>
+                <w:b/>
+                <w:color w:val="FFFFFF"/>
+                <w:sz w:val="20"/>
+              </w:rPr>
               <w:t xml:space="preserve">Field</w:t>
             </w:r>
           </w:p>
         </w:tc>
         <w:tc>
-          <w:tcPr/>
-          <w:p>
-            <w:pPr>
-              <w:pStyle w:val="Compact"/>
-              <w:jc w:val="left"/>
-            </w:pPr>
-            <w:r>
+          <w:tcPr>
+            <w:shd w:fill="0099CC" w:val="clear"/>
+          </w:tcPr>
+          <w:p>
+            <w:pPr>
+              <w:pStyle w:val="Compact"/>
+              <w:jc w:val="left"/>
+            </w:pPr>
+            <w:r>
+              <w:rPr>
+                <w:b/>
+                <w:color w:val="FFFFFF"/>
+                <w:sz w:val="20"/>
+              </w:rPr>
               <w:t xml:space="preserve">Details</w:t>
             </w:r>
           </w:p>
@@ -131,7 +268,9 @@
       </w:tr>
       <w:tr>
         <w:tc>
-          <w:tcPr/>
+          <w:tcPr>
+            <w:shd w:fill="FFFFFF" w:val="clear"/>
+          </w:tcPr>
           <w:p>
             <w:pPr>
               <w:pStyle w:val="Compact"/>
@@ -141,19 +280,27 @@
               <w:rPr>
                 <w:bCs/>
                 <w:b/>
+                <w:color w:val="1A1A1A"/>
+                <w:sz w:val="19"/>
               </w:rPr>
               <w:t xml:space="preserve">Asset Tag Number:</w:t>
             </w:r>
           </w:p>
         </w:tc>
         <w:tc>
-          <w:tcPr/>
-          <w:p>
-            <w:pPr>
-              <w:pStyle w:val="Compact"/>
-              <w:jc w:val="left"/>
-            </w:pPr>
-            <w:r>
+          <w:tcPr>
+            <w:shd w:fill="FFFFFF" w:val="clear"/>
+          </w:tcPr>
+          <w:p>
+            <w:pPr>
+              <w:pStyle w:val="Compact"/>
+              <w:jc w:val="left"/>
+            </w:pPr>
+            <w:r>
+              <w:rPr>
+                <w:color w:val="1A1A1A"/>
+                <w:sz w:val="19"/>
+              </w:rPr>
               <w:t xml:space="preserve">PECH-AST-________-________</w:t>
             </w:r>
           </w:p>
@@ -161,7 +308,9 @@
       </w:tr>
       <w:tr>
         <w:tc>
-          <w:tcPr/>
+          <w:tcPr>
+            <w:shd w:fill="E8F8FF" w:val="clear"/>
+          </w:tcPr>
           <w:p>
             <w:pPr>
               <w:pStyle w:val="Compact"/>
@@ -171,19 +320,27 @@
               <w:rPr>
                 <w:bCs/>
                 <w:b/>
+                <w:color w:val="1A1A1A"/>
+                <w:sz w:val="19"/>
               </w:rPr>
               <w:t xml:space="preserve">Date Acquired:</w:t>
             </w:r>
           </w:p>
         </w:tc>
         <w:tc>
-          <w:tcPr/>
-          <w:p>
-            <w:pPr>
-              <w:pStyle w:val="Compact"/>
-              <w:jc w:val="left"/>
-            </w:pPr>
-            <w:r>
+          <w:tcPr>
+            <w:shd w:fill="E8F8FF" w:val="clear"/>
+          </w:tcPr>
+          <w:p>
+            <w:pPr>
+              <w:pStyle w:val="Compact"/>
+              <w:jc w:val="left"/>
+            </w:pPr>
+            <w:r>
+              <w:rPr>
+                <w:color w:val="1A1A1A"/>
+                <w:sz w:val="19"/>
+              </w:rPr>
               <w:t xml:space="preserve">______ / ______ / __________ (DD/MM/YYYY)</w:t>
             </w:r>
           </w:p>
@@ -191,7 +348,9 @@
       </w:tr>
       <w:tr>
         <w:tc>
-          <w:tcPr/>
+          <w:tcPr>
+            <w:shd w:fill="FFFFFF" w:val="clear"/>
+          </w:tcPr>
           <w:p>
             <w:pPr>
               <w:pStyle w:val="Compact"/>
@@ -201,19 +360,27 @@
               <w:rPr>
                 <w:bCs/>
                 <w:b/>
+                <w:color w:val="1A1A1A"/>
+                <w:sz w:val="19"/>
               </w:rPr>
               <w:t xml:space="preserve">Asset Category:</w:t>
             </w:r>
           </w:p>
         </w:tc>
         <w:tc>
-          <w:tcPr/>
-          <w:p>
-            <w:pPr>
-              <w:pStyle w:val="Compact"/>
-              <w:jc w:val="left"/>
-            </w:pPr>
-            <w:r>
+          <w:tcPr>
+            <w:shd w:fill="FFFFFF" w:val="clear"/>
+          </w:tcPr>
+          <w:p>
+            <w:pPr>
+              <w:pStyle w:val="Compact"/>
+              <w:jc w:val="left"/>
+            </w:pPr>
+            <w:r>
+              <w:rPr>
+                <w:color w:val="1A1A1A"/>
+                <w:sz w:val="19"/>
+              </w:rPr>
               <w:t xml:space="preserve">[ ] IT Equipment [ ] Furniture [ ] Vehicle [ ] Tool/Machinery [ ] Electronics [ ] Other: ________</w:t>
             </w:r>
           </w:p>
@@ -231,9 +398,29 @@
     <w:bookmarkStart w:id="24" w:name="asset-description"/>
     <w:p>
       <w:pPr>
+        <w:pBdr>
+          <w:top w:val="single" w:sz="18" w:space="1" w:color="F5A623"/>
+          <w:bottom w:val="single" w:sz="6" w:space="1" w:color="0099CC"/>
+        </w:pBdr>
+        <w:spacing w:before="200" w:after="200"/>
+      </w:pPr>
+    </w:p>
+    <w:p>
+      <w:pPr>
         <w:pStyle w:val="Heading2"/>
+        <w:rPr>
+          <w:color w:val="0099CC"/>
+        </w:rPr>
+        <w:pBdr>
+          <w:bottom w:val="single" w:sz="6" w:space="2" w:color="00BFFF"/>
+        </w:pBdr>
       </w:pPr>
       <w:r>
+        <w:rPr>
+          <w:b/>
+          <w:color w:val="0099CC"/>
+          <w:sz w:val="32"/>
+        </w:rPr>
         <w:t xml:space="preserve">ASSET DESCRIPTION</w:t>
       </w:r>
     </w:p>
@@ -243,6 +430,14 @@
         <w:tblW w:type="auto" w:w="0"/>
         <w:tblLook w:firstRow="1" w:lastRow="0" w:firstColumn="0" w:lastColumn="0" w:noHBand="0" w:noVBand="0" w:val="0020"/>
         <w:jc w:val="start"/>
+        <w:tblBorders>
+          <w:top w:val="single" w:sz="4" w:space="0" w:color="B0D4E8"/>
+          <w:left w:val="single" w:sz="4" w:space="0" w:color="B0D4E8"/>
+          <w:bottom w:val="single" w:sz="4" w:space="0" w:color="B0D4E8"/>
+          <w:right w:val="single" w:sz="4" w:space="0" w:color="B0D4E8"/>
+          <w:insideH w:val="single" w:sz="4" w:space="0" w:color="B0D4E8"/>
+          <w:insideV w:val="single" w:sz="4" w:space="0" w:color="B0D4E8"/>
+        </w:tblBorders>
       </w:tblPr>
       <w:tblGrid>
         <w:gridCol w:w="3960"/>
@@ -253,25 +448,39 @@
           <w:tblHeader w:val="true"/>
         </w:trPr>
         <w:tc>
-          <w:tcPr/>
-          <w:p>
-            <w:pPr>
-              <w:pStyle w:val="Compact"/>
-              <w:jc w:val="left"/>
-            </w:pPr>
-            <w:r>
+          <w:tcPr>
+            <w:shd w:fill="0099CC" w:val="clear"/>
+          </w:tcPr>
+          <w:p>
+            <w:pPr>
+              <w:pStyle w:val="Compact"/>
+              <w:jc w:val="left"/>
+            </w:pPr>
+            <w:r>
+              <w:rPr>
+                <w:b/>
+                <w:color w:val="FFFFFF"/>
+                <w:sz w:val="20"/>
+              </w:rPr>
               <w:t xml:space="preserve">Field</w:t>
             </w:r>
           </w:p>
         </w:tc>
         <w:tc>
-          <w:tcPr/>
-          <w:p>
-            <w:pPr>
-              <w:pStyle w:val="Compact"/>
-              <w:jc w:val="left"/>
-            </w:pPr>
-            <w:r>
+          <w:tcPr>
+            <w:shd w:fill="0099CC" w:val="clear"/>
+          </w:tcPr>
+          <w:p>
+            <w:pPr>
+              <w:pStyle w:val="Compact"/>
+              <w:jc w:val="left"/>
+            </w:pPr>
+            <w:r>
+              <w:rPr>
+                <w:b/>
+                <w:color w:val="FFFFFF"/>
+                <w:sz w:val="20"/>
+              </w:rPr>
               <w:t xml:space="preserve">Details</w:t>
             </w:r>
           </w:p>
@@ -279,7 +488,9 @@
       </w:tr>
       <w:tr>
         <w:tc>
-          <w:tcPr/>
+          <w:tcPr>
+            <w:shd w:fill="FFFFFF" w:val="clear"/>
+          </w:tcPr>
           <w:p>
             <w:pPr>
               <w:pStyle w:val="Compact"/>
@@ -289,19 +500,27 @@
               <w:rPr>
                 <w:bCs/>
                 <w:b/>
+                <w:color w:val="1A1A1A"/>
+                <w:sz w:val="19"/>
               </w:rPr>
               <w:t xml:space="preserve">Asset Description:</w:t>
             </w:r>
           </w:p>
         </w:tc>
         <w:tc>
-          <w:tcPr/>
-          <w:p>
-            <w:pPr>
-              <w:pStyle w:val="Compact"/>
-              <w:jc w:val="left"/>
-            </w:pPr>
-            <w:r>
+          <w:tcPr>
+            <w:shd w:fill="FFFFFF" w:val="clear"/>
+          </w:tcPr>
+          <w:p>
+            <w:pPr>
+              <w:pStyle w:val="Compact"/>
+              <w:jc w:val="left"/>
+            </w:pPr>
+            <w:r>
+              <w:rPr>
+                <w:color w:val="1A1A1A"/>
+                <w:sz w:val="19"/>
+              </w:rPr>
               <w:t xml:space="preserve">__________________________________________</w:t>
             </w:r>
           </w:p>
@@ -309,7 +528,9 @@
       </w:tr>
       <w:tr>
         <w:tc>
-          <w:tcPr/>
+          <w:tcPr>
+            <w:shd w:fill="E8F8FF" w:val="clear"/>
+          </w:tcPr>
           <w:p>
             <w:pPr>
               <w:pStyle w:val="Compact"/>
@@ -319,19 +540,27 @@
               <w:rPr>
                 <w:bCs/>
                 <w:b/>
+                <w:color w:val="1A1A1A"/>
+                <w:sz w:val="19"/>
               </w:rPr>
               <w:t xml:space="preserve">Make/Brand:</w:t>
             </w:r>
           </w:p>
         </w:tc>
         <w:tc>
-          <w:tcPr/>
-          <w:p>
-            <w:pPr>
-              <w:pStyle w:val="Compact"/>
-              <w:jc w:val="left"/>
-            </w:pPr>
-            <w:r>
+          <w:tcPr>
+            <w:shd w:fill="E8F8FF" w:val="clear"/>
+          </w:tcPr>
+          <w:p>
+            <w:pPr>
+              <w:pStyle w:val="Compact"/>
+              <w:jc w:val="left"/>
+            </w:pPr>
+            <w:r>
+              <w:rPr>
+                <w:color w:val="1A1A1A"/>
+                <w:sz w:val="19"/>
+              </w:rPr>
               <w:t xml:space="preserve">__________________________________________</w:t>
             </w:r>
           </w:p>
@@ -339,7 +568,9 @@
       </w:tr>
       <w:tr>
         <w:tc>
-          <w:tcPr/>
+          <w:tcPr>
+            <w:shd w:fill="FFFFFF" w:val="clear"/>
+          </w:tcPr>
           <w:p>
             <w:pPr>
               <w:pStyle w:val="Compact"/>
@@ -349,19 +580,27 @@
               <w:rPr>
                 <w:bCs/>
                 <w:b/>
+                <w:color w:val="1A1A1A"/>
+                <w:sz w:val="19"/>
               </w:rPr>
               <w:t xml:space="preserve">Model Number:</w:t>
             </w:r>
           </w:p>
         </w:tc>
         <w:tc>
-          <w:tcPr/>
-          <w:p>
-            <w:pPr>
-              <w:pStyle w:val="Compact"/>
-              <w:jc w:val="left"/>
-            </w:pPr>
-            <w:r>
+          <w:tcPr>
+            <w:shd w:fill="FFFFFF" w:val="clear"/>
+          </w:tcPr>
+          <w:p>
+            <w:pPr>
+              <w:pStyle w:val="Compact"/>
+              <w:jc w:val="left"/>
+            </w:pPr>
+            <w:r>
+              <w:rPr>
+                <w:color w:val="1A1A1A"/>
+                <w:sz w:val="19"/>
+              </w:rPr>
               <w:t xml:space="preserve">__________________________________________</w:t>
             </w:r>
           </w:p>
@@ -369,7 +608,9 @@
       </w:tr>
       <w:tr>
         <w:tc>
-          <w:tcPr/>
+          <w:tcPr>
+            <w:shd w:fill="E8F8FF" w:val="clear"/>
+          </w:tcPr>
           <w:p>
             <w:pPr>
               <w:pStyle w:val="Compact"/>
@@ -379,19 +620,27 @@
               <w:rPr>
                 <w:bCs/>
                 <w:b/>
+                <w:color w:val="1A1A1A"/>
+                <w:sz w:val="19"/>
               </w:rPr>
               <w:t xml:space="preserve">Serial Number:</w:t>
             </w:r>
           </w:p>
         </w:tc>
         <w:tc>
-          <w:tcPr/>
-          <w:p>
-            <w:pPr>
-              <w:pStyle w:val="Compact"/>
-              <w:jc w:val="left"/>
-            </w:pPr>
-            <w:r>
+          <w:tcPr>
+            <w:shd w:fill="E8F8FF" w:val="clear"/>
+          </w:tcPr>
+          <w:p>
+            <w:pPr>
+              <w:pStyle w:val="Compact"/>
+              <w:jc w:val="left"/>
+            </w:pPr>
+            <w:r>
+              <w:rPr>
+                <w:color w:val="1A1A1A"/>
+                <w:sz w:val="19"/>
+              </w:rPr>
               <w:t xml:space="preserve">__________________________________________</w:t>
             </w:r>
           </w:p>
@@ -399,7 +648,9 @@
       </w:tr>
       <w:tr>
         <w:tc>
-          <w:tcPr/>
+          <w:tcPr>
+            <w:shd w:fill="FFFFFF" w:val="clear"/>
+          </w:tcPr>
           <w:p>
             <w:pPr>
               <w:pStyle w:val="Compact"/>
@@ -409,19 +660,27 @@
               <w:rPr>
                 <w:bCs/>
                 <w:b/>
+                <w:color w:val="1A1A1A"/>
+                <w:sz w:val="19"/>
               </w:rPr>
               <w:t xml:space="preserve">Color:</w:t>
             </w:r>
           </w:p>
         </w:tc>
         <w:tc>
-          <w:tcPr/>
-          <w:p>
-            <w:pPr>
-              <w:pStyle w:val="Compact"/>
-              <w:jc w:val="left"/>
-            </w:pPr>
-            <w:r>
+          <w:tcPr>
+            <w:shd w:fill="FFFFFF" w:val="clear"/>
+          </w:tcPr>
+          <w:p>
+            <w:pPr>
+              <w:pStyle w:val="Compact"/>
+              <w:jc w:val="left"/>
+            </w:pPr>
+            <w:r>
+              <w:rPr>
+                <w:color w:val="1A1A1A"/>
+                <w:sz w:val="19"/>
+              </w:rPr>
               <w:t xml:space="preserve">__________________________________________</w:t>
             </w:r>
           </w:p>
@@ -429,7 +688,9 @@
       </w:tr>
       <w:tr>
         <w:tc>
-          <w:tcPr/>
+          <w:tcPr>
+            <w:shd w:fill="E8F8FF" w:val="clear"/>
+          </w:tcPr>
           <w:p>
             <w:pPr>
               <w:pStyle w:val="Compact"/>
@@ -439,19 +700,27 @@
               <w:rPr>
                 <w:bCs/>
                 <w:b/>
+                <w:color w:val="1A1A1A"/>
+                <w:sz w:val="19"/>
               </w:rPr>
               <w:t xml:space="preserve">Specifications:</w:t>
             </w:r>
           </w:p>
         </w:tc>
         <w:tc>
-          <w:tcPr/>
-          <w:p>
-            <w:pPr>
-              <w:pStyle w:val="Compact"/>
-              <w:jc w:val="left"/>
-            </w:pPr>
-            <w:r>
+          <w:tcPr>
+            <w:shd w:fill="E8F8FF" w:val="clear"/>
+          </w:tcPr>
+          <w:p>
+            <w:pPr>
+              <w:pStyle w:val="Compact"/>
+              <w:jc w:val="left"/>
+            </w:pPr>
+            <w:r>
+              <w:rPr>
+                <w:color w:val="1A1A1A"/>
+                <w:sz w:val="19"/>
+              </w:rPr>
               <w:t xml:space="preserve">__________________________________________</w:t>
             </w:r>
           </w:p>
@@ -459,21 +728,29 @@
       </w:tr>
       <w:tr>
         <w:tc>
-          <w:tcPr/>
-          <w:p>
-            <w:pPr>
-              <w:pStyle w:val="Compact"/>
-            </w:pPr>
-          </w:p>
-        </w:tc>
-        <w:tc>
-          <w:tcPr/>
-          <w:p>
-            <w:pPr>
-              <w:pStyle w:val="Compact"/>
-              <w:jc w:val="left"/>
-            </w:pPr>
-            <w:r>
+          <w:tcPr>
+            <w:shd w:fill="FFFFFF" w:val="clear"/>
+          </w:tcPr>
+          <w:p>
+            <w:pPr>
+              <w:pStyle w:val="Compact"/>
+            </w:pPr>
+          </w:p>
+        </w:tc>
+        <w:tc>
+          <w:tcPr>
+            <w:shd w:fill="FFFFFF" w:val="clear"/>
+          </w:tcPr>
+          <w:p>
+            <w:pPr>
+              <w:pStyle w:val="Compact"/>
+              <w:jc w:val="left"/>
+            </w:pPr>
+            <w:r>
+              <w:rPr>
+                <w:color w:val="1A1A1A"/>
+                <w:sz w:val="19"/>
+              </w:rPr>
               <w:t xml:space="preserve">__________________________________________</w:t>
             </w:r>
           </w:p>
@@ -491,9 +768,29 @@
     <w:bookmarkStart w:id="25" w:name="acquisition-details"/>
     <w:p>
       <w:pPr>
+        <w:pBdr>
+          <w:top w:val="single" w:sz="18" w:space="1" w:color="F5A623"/>
+          <w:bottom w:val="single" w:sz="6" w:space="1" w:color="0099CC"/>
+        </w:pBdr>
+        <w:spacing w:before="200" w:after="200"/>
+      </w:pPr>
+    </w:p>
+    <w:p>
+      <w:pPr>
         <w:pStyle w:val="Heading2"/>
+        <w:rPr>
+          <w:color w:val="0099CC"/>
+        </w:rPr>
+        <w:pBdr>
+          <w:bottom w:val="single" w:sz="6" w:space="2" w:color="00BFFF"/>
+        </w:pBdr>
       </w:pPr>
       <w:r>
+        <w:rPr>
+          <w:b/>
+          <w:color w:val="0099CC"/>
+          <w:sz w:val="32"/>
+        </w:rPr>
         <w:t xml:space="preserve">ACQUISITION DETAILS</w:t>
       </w:r>
     </w:p>
@@ -503,6 +800,14 @@
         <w:tblW w:type="pct" w:w="5000"/>
         <w:tblLook w:firstRow="1" w:lastRow="0" w:firstColumn="0" w:lastColumn="0" w:noHBand="0" w:noVBand="0" w:val="0020"/>
         <w:jc w:val="start"/>
+        <w:tblBorders>
+          <w:top w:val="single" w:sz="4" w:space="0" w:color="B0D4E8"/>
+          <w:left w:val="single" w:sz="4" w:space="0" w:color="B0D4E8"/>
+          <w:bottom w:val="single" w:sz="4" w:space="0" w:color="B0D4E8"/>
+          <w:right w:val="single" w:sz="4" w:space="0" w:color="B0D4E8"/>
+          <w:insideH w:val="single" w:sz="4" w:space="0" w:color="B0D4E8"/>
+          <w:insideV w:val="single" w:sz="4" w:space="0" w:color="B0D4E8"/>
+        </w:tblBorders>
       </w:tblPr>
       <w:tblGrid>
         <w:gridCol w:w="3960"/>
@@ -513,25 +818,39 @@
           <w:tblHeader w:val="true"/>
         </w:trPr>
         <w:tc>
-          <w:tcPr/>
-          <w:p>
-            <w:pPr>
-              <w:pStyle w:val="Compact"/>
-              <w:jc w:val="left"/>
-            </w:pPr>
-            <w:r>
+          <w:tcPr>
+            <w:shd w:fill="0099CC" w:val="clear"/>
+          </w:tcPr>
+          <w:p>
+            <w:pPr>
+              <w:pStyle w:val="Compact"/>
+              <w:jc w:val="left"/>
+            </w:pPr>
+            <w:r>
+              <w:rPr>
+                <w:b/>
+                <w:color w:val="FFFFFF"/>
+                <w:sz w:val="20"/>
+              </w:rPr>
               <w:t xml:space="preserve">Field</w:t>
             </w:r>
           </w:p>
         </w:tc>
         <w:tc>
-          <w:tcPr/>
-          <w:p>
-            <w:pPr>
-              <w:pStyle w:val="Compact"/>
-              <w:jc w:val="left"/>
-            </w:pPr>
-            <w:r>
+          <w:tcPr>
+            <w:shd w:fill="0099CC" w:val="clear"/>
+          </w:tcPr>
+          <w:p>
+            <w:pPr>
+              <w:pStyle w:val="Compact"/>
+              <w:jc w:val="left"/>
+            </w:pPr>
+            <w:r>
+              <w:rPr>
+                <w:b/>
+                <w:color w:val="FFFFFF"/>
+                <w:sz w:val="20"/>
+              </w:rPr>
               <w:t xml:space="preserve">Details</w:t>
             </w:r>
           </w:p>
@@ -539,7 +858,9 @@
       </w:tr>
       <w:tr>
         <w:tc>
-          <w:tcPr/>
+          <w:tcPr>
+            <w:shd w:fill="FFFFFF" w:val="clear"/>
+          </w:tcPr>
           <w:p>
             <w:pPr>
               <w:pStyle w:val="Compact"/>
@@ -549,19 +870,27 @@
               <w:rPr>
                 <w:bCs/>
                 <w:b/>
+                <w:color w:val="1A1A1A"/>
+                <w:sz w:val="19"/>
               </w:rPr>
               <w:t xml:space="preserve">Supplier Name:</w:t>
             </w:r>
           </w:p>
         </w:tc>
         <w:tc>
-          <w:tcPr/>
-          <w:p>
-            <w:pPr>
-              <w:pStyle w:val="Compact"/>
-              <w:jc w:val="left"/>
-            </w:pPr>
-            <w:r>
+          <w:tcPr>
+            <w:shd w:fill="FFFFFF" w:val="clear"/>
+          </w:tcPr>
+          <w:p>
+            <w:pPr>
+              <w:pStyle w:val="Compact"/>
+              <w:jc w:val="left"/>
+            </w:pPr>
+            <w:r>
+              <w:rPr>
+                <w:color w:val="1A1A1A"/>
+                <w:sz w:val="19"/>
+              </w:rPr>
               <w:t xml:space="preserve">__________________________________________</w:t>
             </w:r>
           </w:p>
@@ -569,7 +898,9 @@
       </w:tr>
       <w:tr>
         <w:tc>
-          <w:tcPr/>
+          <w:tcPr>
+            <w:shd w:fill="E8F8FF" w:val="clear"/>
+          </w:tcPr>
           <w:p>
             <w:pPr>
               <w:pStyle w:val="Compact"/>
@@ -579,19 +910,27 @@
               <w:rPr>
                 <w:bCs/>
                 <w:b/>
+                <w:color w:val="1A1A1A"/>
+                <w:sz w:val="19"/>
               </w:rPr>
               <w:t xml:space="preserve">Supplier Contact:</w:t>
             </w:r>
           </w:p>
         </w:tc>
         <w:tc>
-          <w:tcPr/>
-          <w:p>
-            <w:pPr>
-              <w:pStyle w:val="Compact"/>
-              <w:jc w:val="left"/>
-            </w:pPr>
-            <w:r>
+          <w:tcPr>
+            <w:shd w:fill="E8F8FF" w:val="clear"/>
+          </w:tcPr>
+          <w:p>
+            <w:pPr>
+              <w:pStyle w:val="Compact"/>
+              <w:jc w:val="left"/>
+            </w:pPr>
+            <w:r>
+              <w:rPr>
+                <w:color w:val="1A1A1A"/>
+                <w:sz w:val="19"/>
+              </w:rPr>
               <w:t xml:space="preserve">__________________________________________</w:t>
             </w:r>
           </w:p>
@@ -599,7 +938,9 @@
       </w:tr>
       <w:tr>
         <w:tc>
-          <w:tcPr/>
+          <w:tcPr>
+            <w:shd w:fill="FFFFFF" w:val="clear"/>
+          </w:tcPr>
           <w:p>
             <w:pPr>
               <w:pStyle w:val="Compact"/>
@@ -609,19 +950,27 @@
               <w:rPr>
                 <w:bCs/>
                 <w:b/>
+                <w:color w:val="1A1A1A"/>
+                <w:sz w:val="19"/>
               </w:rPr>
               <w:t xml:space="preserve">Purchase Order Reference:</w:t>
             </w:r>
           </w:p>
         </w:tc>
         <w:tc>
-          <w:tcPr/>
-          <w:p>
-            <w:pPr>
-              <w:pStyle w:val="Compact"/>
-              <w:jc w:val="left"/>
-            </w:pPr>
-            <w:r>
+          <w:tcPr>
+            <w:shd w:fill="FFFFFF" w:val="clear"/>
+          </w:tcPr>
+          <w:p>
+            <w:pPr>
+              <w:pStyle w:val="Compact"/>
+              <w:jc w:val="left"/>
+            </w:pPr>
+            <w:r>
+              <w:rPr>
+                <w:color w:val="1A1A1A"/>
+                <w:sz w:val="19"/>
+              </w:rPr>
               <w:t xml:space="preserve">PO-________-________</w:t>
             </w:r>
           </w:p>
@@ -629,7 +978,9 @@
       </w:tr>
       <w:tr>
         <w:tc>
-          <w:tcPr/>
+          <w:tcPr>
+            <w:shd w:fill="E8F8FF" w:val="clear"/>
+          </w:tcPr>
           <w:p>
             <w:pPr>
               <w:pStyle w:val="Compact"/>
@@ -639,19 +990,27 @@
               <w:rPr>
                 <w:bCs/>
                 <w:b/>
+                <w:color w:val="1A1A1A"/>
+                <w:sz w:val="19"/>
               </w:rPr>
               <w:t xml:space="preserve">Invoice Reference:</w:t>
             </w:r>
           </w:p>
         </w:tc>
         <w:tc>
-          <w:tcPr/>
-          <w:p>
-            <w:pPr>
-              <w:pStyle w:val="Compact"/>
-              <w:jc w:val="left"/>
-            </w:pPr>
-            <w:r>
+          <w:tcPr>
+            <w:shd w:fill="E8F8FF" w:val="clear"/>
+          </w:tcPr>
+          <w:p>
+            <w:pPr>
+              <w:pStyle w:val="Compact"/>
+              <w:jc w:val="left"/>
+            </w:pPr>
+            <w:r>
+              <w:rPr>
+                <w:color w:val="1A1A1A"/>
+                <w:sz w:val="19"/>
+              </w:rPr>
               <w:t xml:space="preserve">INV-________-________</w:t>
             </w:r>
           </w:p>
@@ -659,7 +1018,9 @@
       </w:tr>
       <w:tr>
         <w:tc>
-          <w:tcPr/>
+          <w:tcPr>
+            <w:shd w:fill="FFFFFF" w:val="clear"/>
+          </w:tcPr>
           <w:p>
             <w:pPr>
               <w:pStyle w:val="Compact"/>
@@ -669,19 +1030,27 @@
               <w:rPr>
                 <w:bCs/>
                 <w:b/>
+                <w:color w:val="1A1A1A"/>
+                <w:sz w:val="19"/>
               </w:rPr>
               <w:t xml:space="preserve">Purchase Price (₦):</w:t>
             </w:r>
           </w:p>
         </w:tc>
         <w:tc>
-          <w:tcPr/>
-          <w:p>
-            <w:pPr>
-              <w:pStyle w:val="Compact"/>
-              <w:jc w:val="left"/>
-            </w:pPr>
-            <w:r>
+          <w:tcPr>
+            <w:shd w:fill="FFFFFF" w:val="clear"/>
+          </w:tcPr>
+          <w:p>
+            <w:pPr>
+              <w:pStyle w:val="Compact"/>
+              <w:jc w:val="left"/>
+            </w:pPr>
+            <w:r>
+              <w:rPr>
+                <w:color w:val="1A1A1A"/>
+                <w:sz w:val="19"/>
+              </w:rPr>
               <w:t xml:space="preserve">__________________________________________</w:t>
             </w:r>
           </w:p>
@@ -689,7 +1058,9 @@
       </w:tr>
       <w:tr>
         <w:tc>
-          <w:tcPr/>
+          <w:tcPr>
+            <w:shd w:fill="E8F8FF" w:val="clear"/>
+          </w:tcPr>
           <w:p>
             <w:pPr>
               <w:pStyle w:val="Compact"/>
@@ -699,19 +1070,27 @@
               <w:rPr>
                 <w:bCs/>
                 <w:b/>
+                <w:color w:val="1A1A1A"/>
+                <w:sz w:val="19"/>
               </w:rPr>
               <w:t xml:space="preserve">Current Estimated Value (₦):</w:t>
             </w:r>
           </w:p>
         </w:tc>
         <w:tc>
-          <w:tcPr/>
-          <w:p>
-            <w:pPr>
-              <w:pStyle w:val="Compact"/>
-              <w:jc w:val="left"/>
-            </w:pPr>
-            <w:r>
+          <w:tcPr>
+            <w:shd w:fill="E8F8FF" w:val="clear"/>
+          </w:tcPr>
+          <w:p>
+            <w:pPr>
+              <w:pStyle w:val="Compact"/>
+              <w:jc w:val="left"/>
+            </w:pPr>
+            <w:r>
+              <w:rPr>
+                <w:color w:val="1A1A1A"/>
+                <w:sz w:val="19"/>
+              </w:rPr>
               <w:t xml:space="preserve">__________________________________________</w:t>
             </w:r>
           </w:p>
@@ -719,7 +1098,9 @@
       </w:tr>
       <w:tr>
         <w:tc>
-          <w:tcPr/>
+          <w:tcPr>
+            <w:shd w:fill="FFFFFF" w:val="clear"/>
+          </w:tcPr>
           <w:p>
             <w:pPr>
               <w:pStyle w:val="Compact"/>
@@ -729,19 +1110,27 @@
               <w:rPr>
                 <w:bCs/>
                 <w:b/>
+                <w:color w:val="1A1A1A"/>
+                <w:sz w:val="19"/>
               </w:rPr>
               <w:t xml:space="preserve">Warranty Period:</w:t>
             </w:r>
           </w:p>
         </w:tc>
         <w:tc>
-          <w:tcPr/>
-          <w:p>
-            <w:pPr>
-              <w:pStyle w:val="Compact"/>
-              <w:jc w:val="left"/>
-            </w:pPr>
-            <w:r>
+          <w:tcPr>
+            <w:shd w:fill="FFFFFF" w:val="clear"/>
+          </w:tcPr>
+          <w:p>
+            <w:pPr>
+              <w:pStyle w:val="Compact"/>
+              <w:jc w:val="left"/>
+            </w:pPr>
+            <w:r>
+              <w:rPr>
+                <w:color w:val="1A1A1A"/>
+                <w:sz w:val="19"/>
+              </w:rPr>
               <w:t xml:space="preserve">__________ months</w:t>
             </w:r>
           </w:p>
@@ -749,7 +1138,9 @@
       </w:tr>
       <w:tr>
         <w:tc>
-          <w:tcPr/>
+          <w:tcPr>
+            <w:shd w:fill="E8F8FF" w:val="clear"/>
+          </w:tcPr>
           <w:p>
             <w:pPr>
               <w:pStyle w:val="Compact"/>
@@ -759,19 +1150,27 @@
               <w:rPr>
                 <w:bCs/>
                 <w:b/>
+                <w:color w:val="1A1A1A"/>
+                <w:sz w:val="19"/>
               </w:rPr>
               <w:t xml:space="preserve">Warranty Expiry Date:</w:t>
             </w:r>
           </w:p>
         </w:tc>
         <w:tc>
-          <w:tcPr/>
-          <w:p>
-            <w:pPr>
-              <w:pStyle w:val="Compact"/>
-              <w:jc w:val="left"/>
-            </w:pPr>
-            <w:r>
+          <w:tcPr>
+            <w:shd w:fill="E8F8FF" w:val="clear"/>
+          </w:tcPr>
+          <w:p>
+            <w:pPr>
+              <w:pStyle w:val="Compact"/>
+              <w:jc w:val="left"/>
+            </w:pPr>
+            <w:r>
+              <w:rPr>
+                <w:color w:val="1A1A1A"/>
+                <w:sz w:val="19"/>
+              </w:rPr>
               <w:t xml:space="preserve">______ / ______ / __________ (DD/MM/YYYY)</w:t>
             </w:r>
           </w:p>
@@ -779,7 +1178,9 @@
       </w:tr>
       <w:tr>
         <w:tc>
-          <w:tcPr/>
+          <w:tcPr>
+            <w:shd w:fill="FFFFFF" w:val="clear"/>
+          </w:tcPr>
           <w:p>
             <w:pPr>
               <w:pStyle w:val="Compact"/>
@@ -789,19 +1190,27 @@
               <w:rPr>
                 <w:bCs/>
                 <w:b/>
+                <w:color w:val="1A1A1A"/>
+                <w:sz w:val="19"/>
               </w:rPr>
               <w:t xml:space="preserve">Insurance Policy (if any):</w:t>
             </w:r>
           </w:p>
         </w:tc>
         <w:tc>
-          <w:tcPr/>
-          <w:p>
-            <w:pPr>
-              <w:pStyle w:val="Compact"/>
-              <w:jc w:val="left"/>
-            </w:pPr>
-            <w:r>
+          <w:tcPr>
+            <w:shd w:fill="FFFFFF" w:val="clear"/>
+          </w:tcPr>
+          <w:p>
+            <w:pPr>
+              <w:pStyle w:val="Compact"/>
+              <w:jc w:val="left"/>
+            </w:pPr>
+            <w:r>
+              <w:rPr>
+                <w:color w:val="1A1A1A"/>
+                <w:sz w:val="19"/>
+              </w:rPr>
               <w:t xml:space="preserve">__________________________________________</w:t>
             </w:r>
           </w:p>
@@ -819,9 +1228,29 @@
     <w:bookmarkStart w:id="26" w:name="location-and-assignment"/>
     <w:p>
       <w:pPr>
+        <w:pBdr>
+          <w:top w:val="single" w:sz="18" w:space="1" w:color="F5A623"/>
+          <w:bottom w:val="single" w:sz="6" w:space="1" w:color="0099CC"/>
+        </w:pBdr>
+        <w:spacing w:before="200" w:after="200"/>
+      </w:pPr>
+    </w:p>
+    <w:p>
+      <w:pPr>
         <w:pStyle w:val="Heading2"/>
+        <w:rPr>
+          <w:color w:val="0099CC"/>
+        </w:rPr>
+        <w:pBdr>
+          <w:bottom w:val="single" w:sz="6" w:space="2" w:color="00BFFF"/>
+        </w:pBdr>
       </w:pPr>
       <w:r>
+        <w:rPr>
+          <w:b/>
+          <w:color w:val="0099CC"/>
+          <w:sz w:val="32"/>
+        </w:rPr>
         <w:t xml:space="preserve">LOCATION AND ASSIGNMENT</w:t>
       </w:r>
     </w:p>
@@ -831,6 +1260,14 @@
         <w:tblW w:type="pct" w:w="5000"/>
         <w:tblLook w:firstRow="1" w:lastRow="0" w:firstColumn="0" w:lastColumn="0" w:noHBand="0" w:noVBand="0" w:val="0020"/>
         <w:jc w:val="start"/>
+        <w:tblBorders>
+          <w:top w:val="single" w:sz="4" w:space="0" w:color="B0D4E8"/>
+          <w:left w:val="single" w:sz="4" w:space="0" w:color="B0D4E8"/>
+          <w:bottom w:val="single" w:sz="4" w:space="0" w:color="B0D4E8"/>
+          <w:right w:val="single" w:sz="4" w:space="0" w:color="B0D4E8"/>
+          <w:insideH w:val="single" w:sz="4" w:space="0" w:color="B0D4E8"/>
+          <w:insideV w:val="single" w:sz="4" w:space="0" w:color="B0D4E8"/>
+        </w:tblBorders>
       </w:tblPr>
       <w:tblGrid>
         <w:gridCol w:w="3960"/>
@@ -841,25 +1278,39 @@
           <w:tblHeader w:val="true"/>
         </w:trPr>
         <w:tc>
-          <w:tcPr/>
-          <w:p>
-            <w:pPr>
-              <w:pStyle w:val="Compact"/>
-              <w:jc w:val="left"/>
-            </w:pPr>
-            <w:r>
+          <w:tcPr>
+            <w:shd w:fill="0099CC" w:val="clear"/>
+          </w:tcPr>
+          <w:p>
+            <w:pPr>
+              <w:pStyle w:val="Compact"/>
+              <w:jc w:val="left"/>
+            </w:pPr>
+            <w:r>
+              <w:rPr>
+                <w:b/>
+                <w:color w:val="FFFFFF"/>
+                <w:sz w:val="20"/>
+              </w:rPr>
               <w:t xml:space="preserve">Field</w:t>
             </w:r>
           </w:p>
         </w:tc>
         <w:tc>
-          <w:tcPr/>
-          <w:p>
-            <w:pPr>
-              <w:pStyle w:val="Compact"/>
-              <w:jc w:val="left"/>
-            </w:pPr>
-            <w:r>
+          <w:tcPr>
+            <w:shd w:fill="0099CC" w:val="clear"/>
+          </w:tcPr>
+          <w:p>
+            <w:pPr>
+              <w:pStyle w:val="Compact"/>
+              <w:jc w:val="left"/>
+            </w:pPr>
+            <w:r>
+              <w:rPr>
+                <w:b/>
+                <w:color w:val="FFFFFF"/>
+                <w:sz w:val="20"/>
+              </w:rPr>
               <w:t xml:space="preserve">Details</w:t>
             </w:r>
           </w:p>
@@ -867,7 +1318,9 @@
       </w:tr>
       <w:tr>
         <w:tc>
-          <w:tcPr/>
+          <w:tcPr>
+            <w:shd w:fill="FFFFFF" w:val="clear"/>
+          </w:tcPr>
           <w:p>
             <w:pPr>
               <w:pStyle w:val="Compact"/>
@@ -877,19 +1330,27 @@
               <w:rPr>
                 <w:bCs/>
                 <w:b/>
+                <w:color w:val="1A1A1A"/>
+                <w:sz w:val="19"/>
               </w:rPr>
               <w:t xml:space="preserve">Current Location:</w:t>
             </w:r>
           </w:p>
         </w:tc>
         <w:tc>
-          <w:tcPr/>
-          <w:p>
-            <w:pPr>
-              <w:pStyle w:val="Compact"/>
-              <w:jc w:val="left"/>
-            </w:pPr>
-            <w:r>
+          <w:tcPr>
+            <w:shd w:fill="FFFFFF" w:val="clear"/>
+          </w:tcPr>
+          <w:p>
+            <w:pPr>
+              <w:pStyle w:val="Compact"/>
+              <w:jc w:val="left"/>
+            </w:pPr>
+            <w:r>
+              <w:rPr>
+                <w:color w:val="1A1A1A"/>
+                <w:sz w:val="19"/>
+              </w:rPr>
               <w:t xml:space="preserve">__________________________________________</w:t>
             </w:r>
           </w:p>
@@ -897,7 +1358,9 @@
       </w:tr>
       <w:tr>
         <w:tc>
-          <w:tcPr/>
+          <w:tcPr>
+            <w:shd w:fill="E8F8FF" w:val="clear"/>
+          </w:tcPr>
           <w:p>
             <w:pPr>
               <w:pStyle w:val="Compact"/>
@@ -907,19 +1370,27 @@
               <w:rPr>
                 <w:bCs/>
                 <w:b/>
+                <w:color w:val="1A1A1A"/>
+                <w:sz w:val="19"/>
               </w:rPr>
               <w:t xml:space="preserve">Department:</w:t>
             </w:r>
           </w:p>
         </w:tc>
         <w:tc>
-          <w:tcPr/>
-          <w:p>
-            <w:pPr>
-              <w:pStyle w:val="Compact"/>
-              <w:jc w:val="left"/>
-            </w:pPr>
-            <w:r>
+          <w:tcPr>
+            <w:shd w:fill="E8F8FF" w:val="clear"/>
+          </w:tcPr>
+          <w:p>
+            <w:pPr>
+              <w:pStyle w:val="Compact"/>
+              <w:jc w:val="left"/>
+            </w:pPr>
+            <w:r>
+              <w:rPr>
+                <w:color w:val="1A1A1A"/>
+                <w:sz w:val="19"/>
+              </w:rPr>
               <w:t xml:space="preserve">__________________________________________</w:t>
             </w:r>
           </w:p>
@@ -927,7 +1398,9 @@
       </w:tr>
       <w:tr>
         <w:tc>
-          <w:tcPr/>
+          <w:tcPr>
+            <w:shd w:fill="FFFFFF" w:val="clear"/>
+          </w:tcPr>
           <w:p>
             <w:pPr>
               <w:pStyle w:val="Compact"/>
@@ -937,19 +1410,27 @@
               <w:rPr>
                 <w:bCs/>
                 <w:b/>
+                <w:color w:val="1A1A1A"/>
+                <w:sz w:val="19"/>
               </w:rPr>
               <w:t xml:space="preserve">Assigned To (Employee Name):</w:t>
             </w:r>
           </w:p>
         </w:tc>
         <w:tc>
-          <w:tcPr/>
-          <w:p>
-            <w:pPr>
-              <w:pStyle w:val="Compact"/>
-              <w:jc w:val="left"/>
-            </w:pPr>
-            <w:r>
+          <w:tcPr>
+            <w:shd w:fill="FFFFFF" w:val="clear"/>
+          </w:tcPr>
+          <w:p>
+            <w:pPr>
+              <w:pStyle w:val="Compact"/>
+              <w:jc w:val="left"/>
+            </w:pPr>
+            <w:r>
+              <w:rPr>
+                <w:color w:val="1A1A1A"/>
+                <w:sz w:val="19"/>
+              </w:rPr>
               <w:t xml:space="preserve">__________________________________________</w:t>
             </w:r>
           </w:p>
@@ -957,7 +1438,9 @@
       </w:tr>
       <w:tr>
         <w:tc>
-          <w:tcPr/>
+          <w:tcPr>
+            <w:shd w:fill="E8F8FF" w:val="clear"/>
+          </w:tcPr>
           <w:p>
             <w:pPr>
               <w:pStyle w:val="Compact"/>
@@ -967,19 +1450,27 @@
               <w:rPr>
                 <w:bCs/>
                 <w:b/>
+                <w:color w:val="1A1A1A"/>
+                <w:sz w:val="19"/>
               </w:rPr>
               <w:t xml:space="preserve">Employee ID:</w:t>
             </w:r>
           </w:p>
         </w:tc>
         <w:tc>
-          <w:tcPr/>
-          <w:p>
-            <w:pPr>
-              <w:pStyle w:val="Compact"/>
-              <w:jc w:val="left"/>
-            </w:pPr>
-            <w:r>
+          <w:tcPr>
+            <w:shd w:fill="E8F8FF" w:val="clear"/>
+          </w:tcPr>
+          <w:p>
+            <w:pPr>
+              <w:pStyle w:val="Compact"/>
+              <w:jc w:val="left"/>
+            </w:pPr>
+            <w:r>
+              <w:rPr>
+                <w:color w:val="1A1A1A"/>
+                <w:sz w:val="19"/>
+              </w:rPr>
               <w:t xml:space="preserve">__________________________________________</w:t>
             </w:r>
           </w:p>
@@ -987,7 +1478,9 @@
       </w:tr>
       <w:tr>
         <w:tc>
-          <w:tcPr/>
+          <w:tcPr>
+            <w:shd w:fill="FFFFFF" w:val="clear"/>
+          </w:tcPr>
           <w:p>
             <w:pPr>
               <w:pStyle w:val="Compact"/>
@@ -997,19 +1490,27 @@
               <w:rPr>
                 <w:bCs/>
                 <w:b/>
+                <w:color w:val="1A1A1A"/>
+                <w:sz w:val="19"/>
               </w:rPr>
               <w:t xml:space="preserve">Date Assigned:</w:t>
             </w:r>
           </w:p>
         </w:tc>
         <w:tc>
-          <w:tcPr/>
-          <w:p>
-            <w:pPr>
-              <w:pStyle w:val="Compact"/>
-              <w:jc w:val="left"/>
-            </w:pPr>
-            <w:r>
+          <w:tcPr>
+            <w:shd w:fill="FFFFFF" w:val="clear"/>
+          </w:tcPr>
+          <w:p>
+            <w:pPr>
+              <w:pStyle w:val="Compact"/>
+              <w:jc w:val="left"/>
+            </w:pPr>
+            <w:r>
+              <w:rPr>
+                <w:color w:val="1A1A1A"/>
+                <w:sz w:val="19"/>
+              </w:rPr>
               <w:t xml:space="preserve">______ / ______ / __________ (DD/MM/YYYY)</w:t>
             </w:r>
           </w:p>
@@ -1149,9 +1650,29 @@
     <w:bookmarkStart w:id="27" w:name="asset-transfer-history"/>
     <w:p>
       <w:pPr>
+        <w:pBdr>
+          <w:top w:val="single" w:sz="18" w:space="1" w:color="F5A623"/>
+          <w:bottom w:val="single" w:sz="6" w:space="1" w:color="0099CC"/>
+        </w:pBdr>
+        <w:spacing w:before="200" w:after="200"/>
+      </w:pPr>
+    </w:p>
+    <w:p>
+      <w:pPr>
         <w:pStyle w:val="Heading2"/>
+        <w:rPr>
+          <w:color w:val="0099CC"/>
+        </w:rPr>
+        <w:pBdr>
+          <w:bottom w:val="single" w:sz="6" w:space="2" w:color="00BFFF"/>
+        </w:pBdr>
       </w:pPr>
       <w:r>
+        <w:rPr>
+          <w:b/>
+          <w:color w:val="0099CC"/>
+          <w:sz w:val="32"/>
+        </w:rPr>
         <w:t xml:space="preserve">ASSET TRANSFER HISTORY</w:t>
       </w:r>
     </w:p>
@@ -1161,6 +1682,14 @@
         <w:tblW w:type="pct" w:w="5000"/>
         <w:tblLook w:firstRow="1" w:lastRow="0" w:firstColumn="0" w:lastColumn="0" w:noHBand="0" w:noVBand="0" w:val="0020"/>
         <w:jc w:val="start"/>
+        <w:tblBorders>
+          <w:top w:val="single" w:sz="4" w:space="0" w:color="B0D4E8"/>
+          <w:left w:val="single" w:sz="4" w:space="0" w:color="B0D4E8"/>
+          <w:bottom w:val="single" w:sz="4" w:space="0" w:color="B0D4E8"/>
+          <w:right w:val="single" w:sz="4" w:space="0" w:color="B0D4E8"/>
+          <w:insideH w:val="single" w:sz="4" w:space="0" w:color="B0D4E8"/>
+          <w:insideV w:val="single" w:sz="4" w:space="0" w:color="B0D4E8"/>
+        </w:tblBorders>
       </w:tblPr>
       <w:tblGrid>
         <w:gridCol w:w="1584"/>
@@ -1174,61 +1703,96 @@
           <w:tblHeader w:val="true"/>
         </w:trPr>
         <w:tc>
-          <w:tcPr/>
-          <w:p>
-            <w:pPr>
-              <w:pStyle w:val="Compact"/>
-              <w:jc w:val="left"/>
-            </w:pPr>
-            <w:r>
+          <w:tcPr>
+            <w:shd w:fill="0099CC" w:val="clear"/>
+          </w:tcPr>
+          <w:p>
+            <w:pPr>
+              <w:pStyle w:val="Compact"/>
+              <w:jc w:val="left"/>
+            </w:pPr>
+            <w:r>
+              <w:rPr>
+                <w:b/>
+                <w:color w:val="FFFFFF"/>
+                <w:sz w:val="20"/>
+              </w:rPr>
               <w:t xml:space="preserve">Date</w:t>
             </w:r>
           </w:p>
         </w:tc>
         <w:tc>
-          <w:tcPr/>
-          <w:p>
-            <w:pPr>
-              <w:pStyle w:val="Compact"/>
-              <w:jc w:val="left"/>
-            </w:pPr>
-            <w:r>
+          <w:tcPr>
+            <w:shd w:fill="0099CC" w:val="clear"/>
+          </w:tcPr>
+          <w:p>
+            <w:pPr>
+              <w:pStyle w:val="Compact"/>
+              <w:jc w:val="left"/>
+            </w:pPr>
+            <w:r>
+              <w:rPr>
+                <w:b/>
+                <w:color w:val="FFFFFF"/>
+                <w:sz w:val="20"/>
+              </w:rPr>
               <w:t xml:space="preserve">Transferred From (Name/Dept)</w:t>
             </w:r>
           </w:p>
         </w:tc>
         <w:tc>
-          <w:tcPr/>
-          <w:p>
-            <w:pPr>
-              <w:pStyle w:val="Compact"/>
-              <w:jc w:val="left"/>
-            </w:pPr>
-            <w:r>
+          <w:tcPr>
+            <w:shd w:fill="0099CC" w:val="clear"/>
+          </w:tcPr>
+          <w:p>
+            <w:pPr>
+              <w:pStyle w:val="Compact"/>
+              <w:jc w:val="left"/>
+            </w:pPr>
+            <w:r>
+              <w:rPr>
+                <w:b/>
+                <w:color w:val="FFFFFF"/>
+                <w:sz w:val="20"/>
+              </w:rPr>
               <w:t xml:space="preserve">Transferred To (Name/Dept)</w:t>
             </w:r>
           </w:p>
         </w:tc>
         <w:tc>
-          <w:tcPr/>
-          <w:p>
-            <w:pPr>
-              <w:pStyle w:val="Compact"/>
-              <w:jc w:val="left"/>
-            </w:pPr>
-            <w:r>
+          <w:tcPr>
+            <w:shd w:fill="0099CC" w:val="clear"/>
+          </w:tcPr>
+          <w:p>
+            <w:pPr>
+              <w:pStyle w:val="Compact"/>
+              <w:jc w:val="left"/>
+            </w:pPr>
+            <w:r>
+              <w:rPr>
+                <w:b/>
+                <w:color w:val="FFFFFF"/>
+                <w:sz w:val="20"/>
+              </w:rPr>
               <w:t xml:space="preserve">Reason</w:t>
             </w:r>
           </w:p>
         </w:tc>
         <w:tc>
-          <w:tcPr/>
-          <w:p>
-            <w:pPr>
-              <w:pStyle w:val="Compact"/>
-              <w:jc w:val="left"/>
-            </w:pPr>
-            <w:r>
+          <w:tcPr>
+            <w:shd w:fill="0099CC" w:val="clear"/>
+          </w:tcPr>
+          <w:p>
+            <w:pPr>
+              <w:pStyle w:val="Compact"/>
+              <w:jc w:val="left"/>
+            </w:pPr>
+            <w:r>
+              <w:rPr>
+                <w:b/>
+                <w:color w:val="FFFFFF"/>
+                <w:sz w:val="20"/>
+              </w:rPr>
               <w:t xml:space="preserve">Authorized By</w:t>
             </w:r>
           </w:p>
@@ -1236,207 +1800,257 @@
       </w:tr>
       <w:tr>
         <w:tc>
-          <w:tcPr/>
-          <w:p>
-            <w:pPr>
-              <w:pStyle w:val="Compact"/>
-            </w:pPr>
-          </w:p>
-        </w:tc>
-        <w:tc>
-          <w:tcPr/>
-          <w:p>
-            <w:pPr>
-              <w:pStyle w:val="Compact"/>
-            </w:pPr>
-          </w:p>
-        </w:tc>
-        <w:tc>
-          <w:tcPr/>
-          <w:p>
-            <w:pPr>
-              <w:pStyle w:val="Compact"/>
-            </w:pPr>
-          </w:p>
-        </w:tc>
-        <w:tc>
-          <w:tcPr/>
-          <w:p>
-            <w:pPr>
-              <w:pStyle w:val="Compact"/>
-            </w:pPr>
-          </w:p>
-        </w:tc>
-        <w:tc>
-          <w:tcPr/>
-          <w:p>
-            <w:pPr>
-              <w:pStyle w:val="Compact"/>
-            </w:pPr>
-          </w:p>
-        </w:tc>
-      </w:tr>
-      <w:tr>
-        <w:tc>
-          <w:tcPr/>
-          <w:p>
-            <w:pPr>
-              <w:pStyle w:val="Compact"/>
-            </w:pPr>
-          </w:p>
-        </w:tc>
-        <w:tc>
-          <w:tcPr/>
-          <w:p>
-            <w:pPr>
-              <w:pStyle w:val="Compact"/>
-            </w:pPr>
-          </w:p>
-        </w:tc>
-        <w:tc>
-          <w:tcPr/>
-          <w:p>
-            <w:pPr>
-              <w:pStyle w:val="Compact"/>
-            </w:pPr>
-          </w:p>
-        </w:tc>
-        <w:tc>
-          <w:tcPr/>
-          <w:p>
-            <w:pPr>
-              <w:pStyle w:val="Compact"/>
-            </w:pPr>
-          </w:p>
-        </w:tc>
-        <w:tc>
-          <w:tcPr/>
-          <w:p>
-            <w:pPr>
-              <w:pStyle w:val="Compact"/>
-            </w:pPr>
-          </w:p>
-        </w:tc>
-      </w:tr>
-      <w:tr>
-        <w:tc>
-          <w:tcPr/>
-          <w:p>
-            <w:pPr>
-              <w:pStyle w:val="Compact"/>
-            </w:pPr>
-          </w:p>
-        </w:tc>
-        <w:tc>
-          <w:tcPr/>
-          <w:p>
-            <w:pPr>
-              <w:pStyle w:val="Compact"/>
-            </w:pPr>
-          </w:p>
-        </w:tc>
-        <w:tc>
-          <w:tcPr/>
-          <w:p>
-            <w:pPr>
-              <w:pStyle w:val="Compact"/>
-            </w:pPr>
-          </w:p>
-        </w:tc>
-        <w:tc>
-          <w:tcPr/>
-          <w:p>
-            <w:pPr>
-              <w:pStyle w:val="Compact"/>
-            </w:pPr>
-          </w:p>
-        </w:tc>
-        <w:tc>
-          <w:tcPr/>
-          <w:p>
-            <w:pPr>
-              <w:pStyle w:val="Compact"/>
-            </w:pPr>
-          </w:p>
-        </w:tc>
-      </w:tr>
-      <w:tr>
-        <w:tc>
-          <w:tcPr/>
-          <w:p>
-            <w:pPr>
-              <w:pStyle w:val="Compact"/>
-            </w:pPr>
-          </w:p>
-        </w:tc>
-        <w:tc>
-          <w:tcPr/>
-          <w:p>
-            <w:pPr>
-              <w:pStyle w:val="Compact"/>
-            </w:pPr>
-          </w:p>
-        </w:tc>
-        <w:tc>
-          <w:tcPr/>
-          <w:p>
-            <w:pPr>
-              <w:pStyle w:val="Compact"/>
-            </w:pPr>
-          </w:p>
-        </w:tc>
-        <w:tc>
-          <w:tcPr/>
-          <w:p>
-            <w:pPr>
-              <w:pStyle w:val="Compact"/>
-            </w:pPr>
-          </w:p>
-        </w:tc>
-        <w:tc>
-          <w:tcPr/>
-          <w:p>
-            <w:pPr>
-              <w:pStyle w:val="Compact"/>
-            </w:pPr>
-          </w:p>
-        </w:tc>
-      </w:tr>
-      <w:tr>
-        <w:tc>
-          <w:tcPr/>
-          <w:p>
-            <w:pPr>
-              <w:pStyle w:val="Compact"/>
-            </w:pPr>
-          </w:p>
-        </w:tc>
-        <w:tc>
-          <w:tcPr/>
-          <w:p>
-            <w:pPr>
-              <w:pStyle w:val="Compact"/>
-            </w:pPr>
-          </w:p>
-        </w:tc>
-        <w:tc>
-          <w:tcPr/>
-          <w:p>
-            <w:pPr>
-              <w:pStyle w:val="Compact"/>
-            </w:pPr>
-          </w:p>
-        </w:tc>
-        <w:tc>
-          <w:tcPr/>
-          <w:p>
-            <w:pPr>
-              <w:pStyle w:val="Compact"/>
-            </w:pPr>
-          </w:p>
-        </w:tc>
-        <w:tc>
-          <w:tcPr/>
+          <w:tcPr>
+            <w:shd w:fill="FFFFFF" w:val="clear"/>
+          </w:tcPr>
+          <w:p>
+            <w:pPr>
+              <w:pStyle w:val="Compact"/>
+            </w:pPr>
+          </w:p>
+        </w:tc>
+        <w:tc>
+          <w:tcPr>
+            <w:shd w:fill="FFFFFF" w:val="clear"/>
+          </w:tcPr>
+          <w:p>
+            <w:pPr>
+              <w:pStyle w:val="Compact"/>
+            </w:pPr>
+          </w:p>
+        </w:tc>
+        <w:tc>
+          <w:tcPr>
+            <w:shd w:fill="FFFFFF" w:val="clear"/>
+          </w:tcPr>
+          <w:p>
+            <w:pPr>
+              <w:pStyle w:val="Compact"/>
+            </w:pPr>
+          </w:p>
+        </w:tc>
+        <w:tc>
+          <w:tcPr>
+            <w:shd w:fill="FFFFFF" w:val="clear"/>
+          </w:tcPr>
+          <w:p>
+            <w:pPr>
+              <w:pStyle w:val="Compact"/>
+            </w:pPr>
+          </w:p>
+        </w:tc>
+        <w:tc>
+          <w:tcPr>
+            <w:shd w:fill="FFFFFF" w:val="clear"/>
+          </w:tcPr>
+          <w:p>
+            <w:pPr>
+              <w:pStyle w:val="Compact"/>
+            </w:pPr>
+          </w:p>
+        </w:tc>
+      </w:tr>
+      <w:tr>
+        <w:tc>
+          <w:tcPr>
+            <w:shd w:fill="E8F8FF" w:val="clear"/>
+          </w:tcPr>
+          <w:p>
+            <w:pPr>
+              <w:pStyle w:val="Compact"/>
+            </w:pPr>
+          </w:p>
+        </w:tc>
+        <w:tc>
+          <w:tcPr>
+            <w:shd w:fill="E8F8FF" w:val="clear"/>
+          </w:tcPr>
+          <w:p>
+            <w:pPr>
+              <w:pStyle w:val="Compact"/>
+            </w:pPr>
+          </w:p>
+        </w:tc>
+        <w:tc>
+          <w:tcPr>
+            <w:shd w:fill="E8F8FF" w:val="clear"/>
+          </w:tcPr>
+          <w:p>
+            <w:pPr>
+              <w:pStyle w:val="Compact"/>
+            </w:pPr>
+          </w:p>
+        </w:tc>
+        <w:tc>
+          <w:tcPr>
+            <w:shd w:fill="E8F8FF" w:val="clear"/>
+          </w:tcPr>
+          <w:p>
+            <w:pPr>
+              <w:pStyle w:val="Compact"/>
+            </w:pPr>
+          </w:p>
+        </w:tc>
+        <w:tc>
+          <w:tcPr>
+            <w:shd w:fill="E8F8FF" w:val="clear"/>
+          </w:tcPr>
+          <w:p>
+            <w:pPr>
+              <w:pStyle w:val="Compact"/>
+            </w:pPr>
+          </w:p>
+        </w:tc>
+      </w:tr>
+      <w:tr>
+        <w:tc>
+          <w:tcPr>
+            <w:shd w:fill="FFFFFF" w:val="clear"/>
+          </w:tcPr>
+          <w:p>
+            <w:pPr>
+              <w:pStyle w:val="Compact"/>
+            </w:pPr>
+          </w:p>
+        </w:tc>
+        <w:tc>
+          <w:tcPr>
+            <w:shd w:fill="FFFFFF" w:val="clear"/>
+          </w:tcPr>
+          <w:p>
+            <w:pPr>
+              <w:pStyle w:val="Compact"/>
+            </w:pPr>
+          </w:p>
+        </w:tc>
+        <w:tc>
+          <w:tcPr>
+            <w:shd w:fill="FFFFFF" w:val="clear"/>
+          </w:tcPr>
+          <w:p>
+            <w:pPr>
+              <w:pStyle w:val="Compact"/>
+            </w:pPr>
+          </w:p>
+        </w:tc>
+        <w:tc>
+          <w:tcPr>
+            <w:shd w:fill="FFFFFF" w:val="clear"/>
+          </w:tcPr>
+          <w:p>
+            <w:pPr>
+              <w:pStyle w:val="Compact"/>
+            </w:pPr>
+          </w:p>
+        </w:tc>
+        <w:tc>
+          <w:tcPr>
+            <w:shd w:fill="FFFFFF" w:val="clear"/>
+          </w:tcPr>
+          <w:p>
+            <w:pPr>
+              <w:pStyle w:val="Compact"/>
+            </w:pPr>
+          </w:p>
+        </w:tc>
+      </w:tr>
+      <w:tr>
+        <w:tc>
+          <w:tcPr>
+            <w:shd w:fill="E8F8FF" w:val="clear"/>
+          </w:tcPr>
+          <w:p>
+            <w:pPr>
+              <w:pStyle w:val="Compact"/>
+            </w:pPr>
+          </w:p>
+        </w:tc>
+        <w:tc>
+          <w:tcPr>
+            <w:shd w:fill="E8F8FF" w:val="clear"/>
+          </w:tcPr>
+          <w:p>
+            <w:pPr>
+              <w:pStyle w:val="Compact"/>
+            </w:pPr>
+          </w:p>
+        </w:tc>
+        <w:tc>
+          <w:tcPr>
+            <w:shd w:fill="E8F8FF" w:val="clear"/>
+          </w:tcPr>
+          <w:p>
+            <w:pPr>
+              <w:pStyle w:val="Compact"/>
+            </w:pPr>
+          </w:p>
+        </w:tc>
+        <w:tc>
+          <w:tcPr>
+            <w:shd w:fill="E8F8FF" w:val="clear"/>
+          </w:tcPr>
+          <w:p>
+            <w:pPr>
+              <w:pStyle w:val="Compact"/>
+            </w:pPr>
+          </w:p>
+        </w:tc>
+        <w:tc>
+          <w:tcPr>
+            <w:shd w:fill="E8F8FF" w:val="clear"/>
+          </w:tcPr>
+          <w:p>
+            <w:pPr>
+              <w:pStyle w:val="Compact"/>
+            </w:pPr>
+          </w:p>
+        </w:tc>
+      </w:tr>
+      <w:tr>
+        <w:tc>
+          <w:tcPr>
+            <w:shd w:fill="FFFFFF" w:val="clear"/>
+          </w:tcPr>
+          <w:p>
+            <w:pPr>
+              <w:pStyle w:val="Compact"/>
+            </w:pPr>
+          </w:p>
+        </w:tc>
+        <w:tc>
+          <w:tcPr>
+            <w:shd w:fill="FFFFFF" w:val="clear"/>
+          </w:tcPr>
+          <w:p>
+            <w:pPr>
+              <w:pStyle w:val="Compact"/>
+            </w:pPr>
+          </w:p>
+        </w:tc>
+        <w:tc>
+          <w:tcPr>
+            <w:shd w:fill="FFFFFF" w:val="clear"/>
+          </w:tcPr>
+          <w:p>
+            <w:pPr>
+              <w:pStyle w:val="Compact"/>
+            </w:pPr>
+          </w:p>
+        </w:tc>
+        <w:tc>
+          <w:tcPr>
+            <w:shd w:fill="FFFFFF" w:val="clear"/>
+          </w:tcPr>
+          <w:p>
+            <w:pPr>
+              <w:pStyle w:val="Compact"/>
+            </w:pPr>
+          </w:p>
+        </w:tc>
+        <w:tc>
+          <w:tcPr>
+            <w:shd w:fill="FFFFFF" w:val="clear"/>
+          </w:tcPr>
           <w:p>
             <w:pPr>
               <w:pStyle w:val="Compact"/>
@@ -1456,9 +2070,29 @@
     <w:bookmarkStart w:id="28" w:name="maintenance-history"/>
     <w:p>
       <w:pPr>
+        <w:pBdr>
+          <w:top w:val="single" w:sz="18" w:space="1" w:color="F5A623"/>
+          <w:bottom w:val="single" w:sz="6" w:space="1" w:color="0099CC"/>
+        </w:pBdr>
+        <w:spacing w:before="200" w:after="200"/>
+      </w:pPr>
+    </w:p>
+    <w:p>
+      <w:pPr>
         <w:pStyle w:val="Heading2"/>
+        <w:rPr>
+          <w:color w:val="0099CC"/>
+        </w:rPr>
+        <w:pBdr>
+          <w:bottom w:val="single" w:sz="6" w:space="2" w:color="00BFFF"/>
+        </w:pBdr>
       </w:pPr>
       <w:r>
+        <w:rPr>
+          <w:b/>
+          <w:color w:val="0099CC"/>
+          <w:sz w:val="32"/>
+        </w:rPr>
         <w:t xml:space="preserve">MAINTENANCE HISTORY</w:t>
       </w:r>
     </w:p>
@@ -1468,6 +2102,14 @@
         <w:tblW w:type="pct" w:w="5000"/>
         <w:tblLook w:firstRow="1" w:lastRow="0" w:firstColumn="0" w:lastColumn="0" w:noHBand="0" w:noVBand="0" w:val="0020"/>
         <w:jc w:val="start"/>
+        <w:tblBorders>
+          <w:top w:val="single" w:sz="4" w:space="0" w:color="B0D4E8"/>
+          <w:left w:val="single" w:sz="4" w:space="0" w:color="B0D4E8"/>
+          <w:bottom w:val="single" w:sz="4" w:space="0" w:color="B0D4E8"/>
+          <w:right w:val="single" w:sz="4" w:space="0" w:color="B0D4E8"/>
+          <w:insideH w:val="single" w:sz="4" w:space="0" w:color="B0D4E8"/>
+          <w:insideV w:val="single" w:sz="4" w:space="0" w:color="B0D4E8"/>
+        </w:tblBorders>
       </w:tblPr>
       <w:tblGrid>
         <w:gridCol w:w="1584"/>
@@ -1481,61 +2123,96 @@
           <w:tblHeader w:val="true"/>
         </w:trPr>
         <w:tc>
-          <w:tcPr/>
-          <w:p>
-            <w:pPr>
-              <w:pStyle w:val="Compact"/>
-              <w:jc w:val="left"/>
-            </w:pPr>
-            <w:r>
+          <w:tcPr>
+            <w:shd w:fill="0099CC" w:val="clear"/>
+          </w:tcPr>
+          <w:p>
+            <w:pPr>
+              <w:pStyle w:val="Compact"/>
+              <w:jc w:val="left"/>
+            </w:pPr>
+            <w:r>
+              <w:rPr>
+                <w:b/>
+                <w:color w:val="FFFFFF"/>
+                <w:sz w:val="20"/>
+              </w:rPr>
               <w:t xml:space="preserve">Date</w:t>
             </w:r>
           </w:p>
         </w:tc>
         <w:tc>
-          <w:tcPr/>
-          <w:p>
-            <w:pPr>
-              <w:pStyle w:val="Compact"/>
-              <w:jc w:val="left"/>
-            </w:pPr>
-            <w:r>
+          <w:tcPr>
+            <w:shd w:fill="0099CC" w:val="clear"/>
+          </w:tcPr>
+          <w:p>
+            <w:pPr>
+              <w:pStyle w:val="Compact"/>
+              <w:jc w:val="left"/>
+            </w:pPr>
+            <w:r>
+              <w:rPr>
+                <w:b/>
+                <w:color w:val="FFFFFF"/>
+                <w:sz w:val="20"/>
+              </w:rPr>
               <w:t xml:space="preserve">Description of Maintenance/Repair</w:t>
             </w:r>
           </w:p>
         </w:tc>
         <w:tc>
-          <w:tcPr/>
-          <w:p>
-            <w:pPr>
-              <w:pStyle w:val="Compact"/>
-              <w:jc w:val="left"/>
-            </w:pPr>
-            <w:r>
+          <w:tcPr>
+            <w:shd w:fill="0099CC" w:val="clear"/>
+          </w:tcPr>
+          <w:p>
+            <w:pPr>
+              <w:pStyle w:val="Compact"/>
+              <w:jc w:val="left"/>
+            </w:pPr>
+            <w:r>
+              <w:rPr>
+                <w:b/>
+                <w:color w:val="FFFFFF"/>
+                <w:sz w:val="20"/>
+              </w:rPr>
               <w:t xml:space="preserve">Cost (₦)</w:t>
             </w:r>
           </w:p>
         </w:tc>
         <w:tc>
-          <w:tcPr/>
-          <w:p>
-            <w:pPr>
-              <w:pStyle w:val="Compact"/>
-              <w:jc w:val="left"/>
-            </w:pPr>
-            <w:r>
+          <w:tcPr>
+            <w:shd w:fill="0099CC" w:val="clear"/>
+          </w:tcPr>
+          <w:p>
+            <w:pPr>
+              <w:pStyle w:val="Compact"/>
+              <w:jc w:val="left"/>
+            </w:pPr>
+            <w:r>
+              <w:rPr>
+                <w:b/>
+                <w:color w:val="FFFFFF"/>
+                <w:sz w:val="20"/>
+              </w:rPr>
               <w:t xml:space="preserve">Performed By</w:t>
             </w:r>
           </w:p>
         </w:tc>
         <w:tc>
-          <w:tcPr/>
-          <w:p>
-            <w:pPr>
-              <w:pStyle w:val="Compact"/>
-              <w:jc w:val="left"/>
-            </w:pPr>
-            <w:r>
+          <w:tcPr>
+            <w:shd w:fill="0099CC" w:val="clear"/>
+          </w:tcPr>
+          <w:p>
+            <w:pPr>
+              <w:pStyle w:val="Compact"/>
+              <w:jc w:val="left"/>
+            </w:pPr>
+            <w:r>
+              <w:rPr>
+                <w:b/>
+                <w:color w:val="FFFFFF"/>
+                <w:sz w:val="20"/>
+              </w:rPr>
               <w:t xml:space="preserve">Next Service Due</w:t>
             </w:r>
           </w:p>
@@ -1543,207 +2220,257 @@
       </w:tr>
       <w:tr>
         <w:tc>
-          <w:tcPr/>
-          <w:p>
-            <w:pPr>
-              <w:pStyle w:val="Compact"/>
-            </w:pPr>
-          </w:p>
-        </w:tc>
-        <w:tc>
-          <w:tcPr/>
-          <w:p>
-            <w:pPr>
-              <w:pStyle w:val="Compact"/>
-            </w:pPr>
-          </w:p>
-        </w:tc>
-        <w:tc>
-          <w:tcPr/>
-          <w:p>
-            <w:pPr>
-              <w:pStyle w:val="Compact"/>
-            </w:pPr>
-          </w:p>
-        </w:tc>
-        <w:tc>
-          <w:tcPr/>
-          <w:p>
-            <w:pPr>
-              <w:pStyle w:val="Compact"/>
-            </w:pPr>
-          </w:p>
-        </w:tc>
-        <w:tc>
-          <w:tcPr/>
-          <w:p>
-            <w:pPr>
-              <w:pStyle w:val="Compact"/>
-            </w:pPr>
-          </w:p>
-        </w:tc>
-      </w:tr>
-      <w:tr>
-        <w:tc>
-          <w:tcPr/>
-          <w:p>
-            <w:pPr>
-              <w:pStyle w:val="Compact"/>
-            </w:pPr>
-          </w:p>
-        </w:tc>
-        <w:tc>
-          <w:tcPr/>
-          <w:p>
-            <w:pPr>
-              <w:pStyle w:val="Compact"/>
-            </w:pPr>
-          </w:p>
-        </w:tc>
-        <w:tc>
-          <w:tcPr/>
-          <w:p>
-            <w:pPr>
-              <w:pStyle w:val="Compact"/>
-            </w:pPr>
-          </w:p>
-        </w:tc>
-        <w:tc>
-          <w:tcPr/>
-          <w:p>
-            <w:pPr>
-              <w:pStyle w:val="Compact"/>
-            </w:pPr>
-          </w:p>
-        </w:tc>
-        <w:tc>
-          <w:tcPr/>
-          <w:p>
-            <w:pPr>
-              <w:pStyle w:val="Compact"/>
-            </w:pPr>
-          </w:p>
-        </w:tc>
-      </w:tr>
-      <w:tr>
-        <w:tc>
-          <w:tcPr/>
-          <w:p>
-            <w:pPr>
-              <w:pStyle w:val="Compact"/>
-            </w:pPr>
-          </w:p>
-        </w:tc>
-        <w:tc>
-          <w:tcPr/>
-          <w:p>
-            <w:pPr>
-              <w:pStyle w:val="Compact"/>
-            </w:pPr>
-          </w:p>
-        </w:tc>
-        <w:tc>
-          <w:tcPr/>
-          <w:p>
-            <w:pPr>
-              <w:pStyle w:val="Compact"/>
-            </w:pPr>
-          </w:p>
-        </w:tc>
-        <w:tc>
-          <w:tcPr/>
-          <w:p>
-            <w:pPr>
-              <w:pStyle w:val="Compact"/>
-            </w:pPr>
-          </w:p>
-        </w:tc>
-        <w:tc>
-          <w:tcPr/>
-          <w:p>
-            <w:pPr>
-              <w:pStyle w:val="Compact"/>
-            </w:pPr>
-          </w:p>
-        </w:tc>
-      </w:tr>
-      <w:tr>
-        <w:tc>
-          <w:tcPr/>
-          <w:p>
-            <w:pPr>
-              <w:pStyle w:val="Compact"/>
-            </w:pPr>
-          </w:p>
-        </w:tc>
-        <w:tc>
-          <w:tcPr/>
-          <w:p>
-            <w:pPr>
-              <w:pStyle w:val="Compact"/>
-            </w:pPr>
-          </w:p>
-        </w:tc>
-        <w:tc>
-          <w:tcPr/>
-          <w:p>
-            <w:pPr>
-              <w:pStyle w:val="Compact"/>
-            </w:pPr>
-          </w:p>
-        </w:tc>
-        <w:tc>
-          <w:tcPr/>
-          <w:p>
-            <w:pPr>
-              <w:pStyle w:val="Compact"/>
-            </w:pPr>
-          </w:p>
-        </w:tc>
-        <w:tc>
-          <w:tcPr/>
-          <w:p>
-            <w:pPr>
-              <w:pStyle w:val="Compact"/>
-            </w:pPr>
-          </w:p>
-        </w:tc>
-      </w:tr>
-      <w:tr>
-        <w:tc>
-          <w:tcPr/>
-          <w:p>
-            <w:pPr>
-              <w:pStyle w:val="Compact"/>
-            </w:pPr>
-          </w:p>
-        </w:tc>
-        <w:tc>
-          <w:tcPr/>
-          <w:p>
-            <w:pPr>
-              <w:pStyle w:val="Compact"/>
-            </w:pPr>
-          </w:p>
-        </w:tc>
-        <w:tc>
-          <w:tcPr/>
-          <w:p>
-            <w:pPr>
-              <w:pStyle w:val="Compact"/>
-            </w:pPr>
-          </w:p>
-        </w:tc>
-        <w:tc>
-          <w:tcPr/>
-          <w:p>
-            <w:pPr>
-              <w:pStyle w:val="Compact"/>
-            </w:pPr>
-          </w:p>
-        </w:tc>
-        <w:tc>
-          <w:tcPr/>
+          <w:tcPr>
+            <w:shd w:fill="FFFFFF" w:val="clear"/>
+          </w:tcPr>
+          <w:p>
+            <w:pPr>
+              <w:pStyle w:val="Compact"/>
+            </w:pPr>
+          </w:p>
+        </w:tc>
+        <w:tc>
+          <w:tcPr>
+            <w:shd w:fill="FFFFFF" w:val="clear"/>
+          </w:tcPr>
+          <w:p>
+            <w:pPr>
+              <w:pStyle w:val="Compact"/>
+            </w:pPr>
+          </w:p>
+        </w:tc>
+        <w:tc>
+          <w:tcPr>
+            <w:shd w:fill="FFFFFF" w:val="clear"/>
+          </w:tcPr>
+          <w:p>
+            <w:pPr>
+              <w:pStyle w:val="Compact"/>
+            </w:pPr>
+          </w:p>
+        </w:tc>
+        <w:tc>
+          <w:tcPr>
+            <w:shd w:fill="FFFFFF" w:val="clear"/>
+          </w:tcPr>
+          <w:p>
+            <w:pPr>
+              <w:pStyle w:val="Compact"/>
+            </w:pPr>
+          </w:p>
+        </w:tc>
+        <w:tc>
+          <w:tcPr>
+            <w:shd w:fill="FFFFFF" w:val="clear"/>
+          </w:tcPr>
+          <w:p>
+            <w:pPr>
+              <w:pStyle w:val="Compact"/>
+            </w:pPr>
+          </w:p>
+        </w:tc>
+      </w:tr>
+      <w:tr>
+        <w:tc>
+          <w:tcPr>
+            <w:shd w:fill="E8F8FF" w:val="clear"/>
+          </w:tcPr>
+          <w:p>
+            <w:pPr>
+              <w:pStyle w:val="Compact"/>
+            </w:pPr>
+          </w:p>
+        </w:tc>
+        <w:tc>
+          <w:tcPr>
+            <w:shd w:fill="E8F8FF" w:val="clear"/>
+          </w:tcPr>
+          <w:p>
+            <w:pPr>
+              <w:pStyle w:val="Compact"/>
+            </w:pPr>
+          </w:p>
+        </w:tc>
+        <w:tc>
+          <w:tcPr>
+            <w:shd w:fill="E8F8FF" w:val="clear"/>
+          </w:tcPr>
+          <w:p>
+            <w:pPr>
+              <w:pStyle w:val="Compact"/>
+            </w:pPr>
+          </w:p>
+        </w:tc>
+        <w:tc>
+          <w:tcPr>
+            <w:shd w:fill="E8F8FF" w:val="clear"/>
+          </w:tcPr>
+          <w:p>
+            <w:pPr>
+              <w:pStyle w:val="Compact"/>
+            </w:pPr>
+          </w:p>
+        </w:tc>
+        <w:tc>
+          <w:tcPr>
+            <w:shd w:fill="E8F8FF" w:val="clear"/>
+          </w:tcPr>
+          <w:p>
+            <w:pPr>
+              <w:pStyle w:val="Compact"/>
+            </w:pPr>
+          </w:p>
+        </w:tc>
+      </w:tr>
+      <w:tr>
+        <w:tc>
+          <w:tcPr>
+            <w:shd w:fill="FFFFFF" w:val="clear"/>
+          </w:tcPr>
+          <w:p>
+            <w:pPr>
+              <w:pStyle w:val="Compact"/>
+            </w:pPr>
+          </w:p>
+        </w:tc>
+        <w:tc>
+          <w:tcPr>
+            <w:shd w:fill="FFFFFF" w:val="clear"/>
+          </w:tcPr>
+          <w:p>
+            <w:pPr>
+              <w:pStyle w:val="Compact"/>
+            </w:pPr>
+          </w:p>
+        </w:tc>
+        <w:tc>
+          <w:tcPr>
+            <w:shd w:fill="FFFFFF" w:val="clear"/>
+          </w:tcPr>
+          <w:p>
+            <w:pPr>
+              <w:pStyle w:val="Compact"/>
+            </w:pPr>
+          </w:p>
+        </w:tc>
+        <w:tc>
+          <w:tcPr>
+            <w:shd w:fill="FFFFFF" w:val="clear"/>
+          </w:tcPr>
+          <w:p>
+            <w:pPr>
+              <w:pStyle w:val="Compact"/>
+            </w:pPr>
+          </w:p>
+        </w:tc>
+        <w:tc>
+          <w:tcPr>
+            <w:shd w:fill="FFFFFF" w:val="clear"/>
+          </w:tcPr>
+          <w:p>
+            <w:pPr>
+              <w:pStyle w:val="Compact"/>
+            </w:pPr>
+          </w:p>
+        </w:tc>
+      </w:tr>
+      <w:tr>
+        <w:tc>
+          <w:tcPr>
+            <w:shd w:fill="E8F8FF" w:val="clear"/>
+          </w:tcPr>
+          <w:p>
+            <w:pPr>
+              <w:pStyle w:val="Compact"/>
+            </w:pPr>
+          </w:p>
+        </w:tc>
+        <w:tc>
+          <w:tcPr>
+            <w:shd w:fill="E8F8FF" w:val="clear"/>
+          </w:tcPr>
+          <w:p>
+            <w:pPr>
+              <w:pStyle w:val="Compact"/>
+            </w:pPr>
+          </w:p>
+        </w:tc>
+        <w:tc>
+          <w:tcPr>
+            <w:shd w:fill="E8F8FF" w:val="clear"/>
+          </w:tcPr>
+          <w:p>
+            <w:pPr>
+              <w:pStyle w:val="Compact"/>
+            </w:pPr>
+          </w:p>
+        </w:tc>
+        <w:tc>
+          <w:tcPr>
+            <w:shd w:fill="E8F8FF" w:val="clear"/>
+          </w:tcPr>
+          <w:p>
+            <w:pPr>
+              <w:pStyle w:val="Compact"/>
+            </w:pPr>
+          </w:p>
+        </w:tc>
+        <w:tc>
+          <w:tcPr>
+            <w:shd w:fill="E8F8FF" w:val="clear"/>
+          </w:tcPr>
+          <w:p>
+            <w:pPr>
+              <w:pStyle w:val="Compact"/>
+            </w:pPr>
+          </w:p>
+        </w:tc>
+      </w:tr>
+      <w:tr>
+        <w:tc>
+          <w:tcPr>
+            <w:shd w:fill="FFFFFF" w:val="clear"/>
+          </w:tcPr>
+          <w:p>
+            <w:pPr>
+              <w:pStyle w:val="Compact"/>
+            </w:pPr>
+          </w:p>
+        </w:tc>
+        <w:tc>
+          <w:tcPr>
+            <w:shd w:fill="FFFFFF" w:val="clear"/>
+          </w:tcPr>
+          <w:p>
+            <w:pPr>
+              <w:pStyle w:val="Compact"/>
+            </w:pPr>
+          </w:p>
+        </w:tc>
+        <w:tc>
+          <w:tcPr>
+            <w:shd w:fill="FFFFFF" w:val="clear"/>
+          </w:tcPr>
+          <w:p>
+            <w:pPr>
+              <w:pStyle w:val="Compact"/>
+            </w:pPr>
+          </w:p>
+        </w:tc>
+        <w:tc>
+          <w:tcPr>
+            <w:shd w:fill="FFFFFF" w:val="clear"/>
+          </w:tcPr>
+          <w:p>
+            <w:pPr>
+              <w:pStyle w:val="Compact"/>
+            </w:pPr>
+          </w:p>
+        </w:tc>
+        <w:tc>
+          <w:tcPr>
+            <w:shd w:fill="FFFFFF" w:val="clear"/>
+          </w:tcPr>
           <w:p>
             <w:pPr>
               <w:pStyle w:val="Compact"/>
@@ -1781,9 +2508,29 @@
     <w:bookmarkStart w:id="29" w:name="disposal-details"/>
     <w:p>
       <w:pPr>
+        <w:pBdr>
+          <w:top w:val="single" w:sz="18" w:space="1" w:color="F5A623"/>
+          <w:bottom w:val="single" w:sz="6" w:space="1" w:color="0099CC"/>
+        </w:pBdr>
+        <w:spacing w:before="200" w:after="200"/>
+      </w:pPr>
+    </w:p>
+    <w:p>
+      <w:pPr>
         <w:pStyle w:val="Heading2"/>
+        <w:rPr>
+          <w:color w:val="0099CC"/>
+        </w:rPr>
+        <w:pBdr>
+          <w:bottom w:val="single" w:sz="6" w:space="2" w:color="00BFFF"/>
+        </w:pBdr>
       </w:pPr>
       <w:r>
+        <w:rPr>
+          <w:b/>
+          <w:color w:val="0099CC"/>
+          <w:sz w:val="32"/>
+        </w:rPr>
         <w:t xml:space="preserve">DISPOSAL DETAILS</w:t>
       </w:r>
     </w:p>
@@ -1805,6 +2552,14 @@
         <w:tblW w:type="pct" w:w="5000"/>
         <w:tblLook w:firstRow="1" w:lastRow="0" w:firstColumn="0" w:lastColumn="0" w:noHBand="0" w:noVBand="0" w:val="0020"/>
         <w:jc w:val="start"/>
+        <w:tblBorders>
+          <w:top w:val="single" w:sz="4" w:space="0" w:color="B0D4E8"/>
+          <w:left w:val="single" w:sz="4" w:space="0" w:color="B0D4E8"/>
+          <w:bottom w:val="single" w:sz="4" w:space="0" w:color="B0D4E8"/>
+          <w:right w:val="single" w:sz="4" w:space="0" w:color="B0D4E8"/>
+          <w:insideH w:val="single" w:sz="4" w:space="0" w:color="B0D4E8"/>
+          <w:insideV w:val="single" w:sz="4" w:space="0" w:color="B0D4E8"/>
+        </w:tblBorders>
       </w:tblPr>
       <w:tblGrid>
         <w:gridCol w:w="3960"/>
@@ -1815,25 +2570,39 @@
           <w:tblHeader w:val="true"/>
         </w:trPr>
         <w:tc>
-          <w:tcPr/>
-          <w:p>
-            <w:pPr>
-              <w:pStyle w:val="Compact"/>
-              <w:jc w:val="left"/>
-            </w:pPr>
-            <w:r>
+          <w:tcPr>
+            <w:shd w:fill="0099CC" w:val="clear"/>
+          </w:tcPr>
+          <w:p>
+            <w:pPr>
+              <w:pStyle w:val="Compact"/>
+              <w:jc w:val="left"/>
+            </w:pPr>
+            <w:r>
+              <w:rPr>
+                <w:b/>
+                <w:color w:val="FFFFFF"/>
+                <w:sz w:val="20"/>
+              </w:rPr>
               <w:t xml:space="preserve">Field</w:t>
             </w:r>
           </w:p>
         </w:tc>
         <w:tc>
-          <w:tcPr/>
-          <w:p>
-            <w:pPr>
-              <w:pStyle w:val="Compact"/>
-              <w:jc w:val="left"/>
-            </w:pPr>
-            <w:r>
+          <w:tcPr>
+            <w:shd w:fill="0099CC" w:val="clear"/>
+          </w:tcPr>
+          <w:p>
+            <w:pPr>
+              <w:pStyle w:val="Compact"/>
+              <w:jc w:val="left"/>
+            </w:pPr>
+            <w:r>
+              <w:rPr>
+                <w:b/>
+                <w:color w:val="FFFFFF"/>
+                <w:sz w:val="20"/>
+              </w:rPr>
               <w:t xml:space="preserve">Details</w:t>
             </w:r>
           </w:p>
@@ -1841,7 +2610,9 @@
       </w:tr>
       <w:tr>
         <w:tc>
-          <w:tcPr/>
+          <w:tcPr>
+            <w:shd w:fill="FFFFFF" w:val="clear"/>
+          </w:tcPr>
           <w:p>
             <w:pPr>
               <w:pStyle w:val="Compact"/>
@@ -1851,19 +2622,27 @@
               <w:rPr>
                 <w:bCs/>
                 <w:b/>
+                <w:color w:val="1A1A1A"/>
+                <w:sz w:val="19"/>
               </w:rPr>
               <w:t xml:space="preserve">Disposal Date:</w:t>
             </w:r>
           </w:p>
         </w:tc>
         <w:tc>
-          <w:tcPr/>
-          <w:p>
-            <w:pPr>
-              <w:pStyle w:val="Compact"/>
-              <w:jc w:val="left"/>
-            </w:pPr>
-            <w:r>
+          <w:tcPr>
+            <w:shd w:fill="FFFFFF" w:val="clear"/>
+          </w:tcPr>
+          <w:p>
+            <w:pPr>
+              <w:pStyle w:val="Compact"/>
+              <w:jc w:val="left"/>
+            </w:pPr>
+            <w:r>
+              <w:rPr>
+                <w:color w:val="1A1A1A"/>
+                <w:sz w:val="19"/>
+              </w:rPr>
               <w:t xml:space="preserve">______ / ______ / __________ (DD/MM/YYYY)</w:t>
             </w:r>
           </w:p>
@@ -1871,7 +2650,9 @@
       </w:tr>
       <w:tr>
         <w:tc>
-          <w:tcPr/>
+          <w:tcPr>
+            <w:shd w:fill="E8F8FF" w:val="clear"/>
+          </w:tcPr>
           <w:p>
             <w:pPr>
               <w:pStyle w:val="Compact"/>
@@ -1881,19 +2662,27 @@
               <w:rPr>
                 <w:bCs/>
                 <w:b/>
+                <w:color w:val="1A1A1A"/>
+                <w:sz w:val="19"/>
               </w:rPr>
               <w:t xml:space="preserve">Disposal Method:</w:t>
             </w:r>
           </w:p>
         </w:tc>
         <w:tc>
-          <w:tcPr/>
-          <w:p>
-            <w:pPr>
-              <w:pStyle w:val="Compact"/>
-              <w:jc w:val="left"/>
-            </w:pPr>
-            <w:r>
+          <w:tcPr>
+            <w:shd w:fill="E8F8FF" w:val="clear"/>
+          </w:tcPr>
+          <w:p>
+            <w:pPr>
+              <w:pStyle w:val="Compact"/>
+              <w:jc w:val="left"/>
+            </w:pPr>
+            <w:r>
+              <w:rPr>
+                <w:color w:val="1A1A1A"/>
+                <w:sz w:val="19"/>
+              </w:rPr>
               <w:t xml:space="preserve">[ ] Sold [ ] Donated [ ] Scrapped [ ] Returned to Supplier [ ] Other: ________</w:t>
             </w:r>
           </w:p>
@@ -1901,7 +2690,9 @@
       </w:tr>
       <w:tr>
         <w:tc>
-          <w:tcPr/>
+          <w:tcPr>
+            <w:shd w:fill="FFFFFF" w:val="clear"/>
+          </w:tcPr>
           <w:p>
             <w:pPr>
               <w:pStyle w:val="Compact"/>
@@ -1911,19 +2702,27 @@
               <w:rPr>
                 <w:bCs/>
                 <w:b/>
+                <w:color w:val="1A1A1A"/>
+                <w:sz w:val="19"/>
               </w:rPr>
               <w:t xml:space="preserve">Disposal Reason:</w:t>
             </w:r>
           </w:p>
         </w:tc>
         <w:tc>
-          <w:tcPr/>
-          <w:p>
-            <w:pPr>
-              <w:pStyle w:val="Compact"/>
-              <w:jc w:val="left"/>
-            </w:pPr>
-            <w:r>
+          <w:tcPr>
+            <w:shd w:fill="FFFFFF" w:val="clear"/>
+          </w:tcPr>
+          <w:p>
+            <w:pPr>
+              <w:pStyle w:val="Compact"/>
+              <w:jc w:val="left"/>
+            </w:pPr>
+            <w:r>
+              <w:rPr>
+                <w:color w:val="1A1A1A"/>
+                <w:sz w:val="19"/>
+              </w:rPr>
               <w:t xml:space="preserve">__________________________________________</w:t>
             </w:r>
           </w:p>
@@ -1931,7 +2730,9 @@
       </w:tr>
       <w:tr>
         <w:tc>
-          <w:tcPr/>
+          <w:tcPr>
+            <w:shd w:fill="E8F8FF" w:val="clear"/>
+          </w:tcPr>
           <w:p>
             <w:pPr>
               <w:pStyle w:val="Compact"/>
@@ -1941,19 +2742,27 @@
               <w:rPr>
                 <w:bCs/>
                 <w:b/>
+                <w:color w:val="1A1A1A"/>
+                <w:sz w:val="19"/>
               </w:rPr>
               <w:t xml:space="preserve">Disposal Proceeds (₦):</w:t>
             </w:r>
           </w:p>
         </w:tc>
         <w:tc>
-          <w:tcPr/>
-          <w:p>
-            <w:pPr>
-              <w:pStyle w:val="Compact"/>
-              <w:jc w:val="left"/>
-            </w:pPr>
-            <w:r>
+          <w:tcPr>
+            <w:shd w:fill="E8F8FF" w:val="clear"/>
+          </w:tcPr>
+          <w:p>
+            <w:pPr>
+              <w:pStyle w:val="Compact"/>
+              <w:jc w:val="left"/>
+            </w:pPr>
+            <w:r>
+              <w:rPr>
+                <w:color w:val="1A1A1A"/>
+                <w:sz w:val="19"/>
+              </w:rPr>
               <w:t xml:space="preserve">__________________________________________</w:t>
             </w:r>
           </w:p>
@@ -1961,7 +2770,9 @@
       </w:tr>
       <w:tr>
         <w:tc>
-          <w:tcPr/>
+          <w:tcPr>
+            <w:shd w:fill="FFFFFF" w:val="clear"/>
+          </w:tcPr>
           <w:p>
             <w:pPr>
               <w:pStyle w:val="Compact"/>
@@ -1971,19 +2782,27 @@
               <w:rPr>
                 <w:bCs/>
                 <w:b/>
+                <w:color w:val="1A1A1A"/>
+                <w:sz w:val="19"/>
               </w:rPr>
               <w:t xml:space="preserve">Approved By:</w:t>
             </w:r>
           </w:p>
         </w:tc>
         <w:tc>
-          <w:tcPr/>
-          <w:p>
-            <w:pPr>
-              <w:pStyle w:val="Compact"/>
-              <w:jc w:val="left"/>
-            </w:pPr>
-            <w:r>
+          <w:tcPr>
+            <w:shd w:fill="FFFFFF" w:val="clear"/>
+          </w:tcPr>
+          <w:p>
+            <w:pPr>
+              <w:pStyle w:val="Compact"/>
+              <w:jc w:val="left"/>
+            </w:pPr>
+            <w:r>
+              <w:rPr>
+                <w:color w:val="1A1A1A"/>
+                <w:sz w:val="19"/>
+              </w:rPr>
               <w:t xml:space="preserve">__________________________________________</w:t>
             </w:r>
           </w:p>
@@ -1991,7 +2810,9 @@
       </w:tr>
       <w:tr>
         <w:tc>
-          <w:tcPr/>
+          <w:tcPr>
+            <w:shd w:fill="E8F8FF" w:val="clear"/>
+          </w:tcPr>
           <w:p>
             <w:pPr>
               <w:pStyle w:val="Compact"/>
@@ -2001,19 +2822,27 @@
               <w:rPr>
                 <w:bCs/>
                 <w:b/>
+                <w:color w:val="1A1A1A"/>
+                <w:sz w:val="19"/>
               </w:rPr>
               <w:t xml:space="preserve">Disposal Certificate/Receipt:</w:t>
             </w:r>
           </w:p>
         </w:tc>
         <w:tc>
-          <w:tcPr/>
-          <w:p>
-            <w:pPr>
-              <w:pStyle w:val="Compact"/>
-              <w:jc w:val="left"/>
-            </w:pPr>
-            <w:r>
+          <w:tcPr>
+            <w:shd w:fill="E8F8FF" w:val="clear"/>
+          </w:tcPr>
+          <w:p>
+            <w:pPr>
+              <w:pStyle w:val="Compact"/>
+              <w:jc w:val="left"/>
+            </w:pPr>
+            <w:r>
+              <w:rPr>
+                <w:color w:val="1A1A1A"/>
+                <w:sz w:val="19"/>
+              </w:rPr>
               <w:t xml:space="preserve">[ ] Attached [ ] N/A</w:t>
             </w:r>
           </w:p>
@@ -2031,9 +2860,29 @@
     <w:bookmarkStart w:id="30" w:name="signatures"/>
     <w:p>
       <w:pPr>
+        <w:pBdr>
+          <w:top w:val="single" w:sz="18" w:space="1" w:color="F5A623"/>
+          <w:bottom w:val="single" w:sz="6" w:space="1" w:color="0099CC"/>
+        </w:pBdr>
+        <w:spacing w:before="200" w:after="200"/>
+      </w:pPr>
+    </w:p>
+    <w:p>
+      <w:pPr>
         <w:pStyle w:val="Heading2"/>
+        <w:rPr>
+          <w:color w:val="0099CC"/>
+        </w:rPr>
+        <w:pBdr>
+          <w:bottom w:val="single" w:sz="6" w:space="2" w:color="00BFFF"/>
+        </w:pBdr>
       </w:pPr>
       <w:r>
+        <w:rPr>
+          <w:b/>
+          <w:color w:val="0099CC"/>
+          <w:sz w:val="32"/>
+        </w:rPr>
         <w:t xml:space="preserve">SIGNATURES</w:t>
       </w:r>
     </w:p>
@@ -2043,6 +2892,14 @@
         <w:tblW w:type="pct" w:w="5000"/>
         <w:tblLook w:firstRow="1" w:lastRow="0" w:firstColumn="0" w:lastColumn="0" w:noHBand="0" w:noVBand="0" w:val="0020"/>
         <w:jc w:val="start"/>
+        <w:tblBorders>
+          <w:top w:val="single" w:sz="4" w:space="0" w:color="B0D4E8"/>
+          <w:left w:val="single" w:sz="4" w:space="0" w:color="B0D4E8"/>
+          <w:bottom w:val="single" w:sz="4" w:space="0" w:color="B0D4E8"/>
+          <w:right w:val="single" w:sz="4" w:space="0" w:color="B0D4E8"/>
+          <w:insideH w:val="single" w:sz="4" w:space="0" w:color="B0D4E8"/>
+          <w:insideV w:val="single" w:sz="4" w:space="0" w:color="B0D4E8"/>
+        </w:tblBorders>
       </w:tblPr>
       <w:tblGrid>
         <w:gridCol w:w="1980"/>
@@ -2055,49 +2912,77 @@
           <w:tblHeader w:val="true"/>
         </w:trPr>
         <w:tc>
-          <w:tcPr/>
-          <w:p>
-            <w:pPr>
-              <w:pStyle w:val="Compact"/>
-              <w:jc w:val="left"/>
-            </w:pPr>
-            <w:r>
+          <w:tcPr>
+            <w:shd w:fill="0099CC" w:val="clear"/>
+          </w:tcPr>
+          <w:p>
+            <w:pPr>
+              <w:pStyle w:val="Compact"/>
+              <w:jc w:val="left"/>
+            </w:pPr>
+            <w:r>
+              <w:rPr>
+                <w:b/>
+                <w:color w:val="FFFFFF"/>
+                <w:sz w:val="20"/>
+              </w:rPr>
               <w:t xml:space="preserve">Role</w:t>
             </w:r>
           </w:p>
         </w:tc>
         <w:tc>
-          <w:tcPr/>
-          <w:p>
-            <w:pPr>
-              <w:pStyle w:val="Compact"/>
-              <w:jc w:val="left"/>
-            </w:pPr>
-            <w:r>
+          <w:tcPr>
+            <w:shd w:fill="0099CC" w:val="clear"/>
+          </w:tcPr>
+          <w:p>
+            <w:pPr>
+              <w:pStyle w:val="Compact"/>
+              <w:jc w:val="left"/>
+            </w:pPr>
+            <w:r>
+              <w:rPr>
+                <w:b/>
+                <w:color w:val="FFFFFF"/>
+                <w:sz w:val="20"/>
+              </w:rPr>
               <w:t xml:space="preserve">Name</w:t>
             </w:r>
           </w:p>
         </w:tc>
         <w:tc>
-          <w:tcPr/>
-          <w:p>
-            <w:pPr>
-              <w:pStyle w:val="Compact"/>
-              <w:jc w:val="left"/>
-            </w:pPr>
-            <w:r>
+          <w:tcPr>
+            <w:shd w:fill="0099CC" w:val="clear"/>
+          </w:tcPr>
+          <w:p>
+            <w:pPr>
+              <w:pStyle w:val="Compact"/>
+              <w:jc w:val="left"/>
+            </w:pPr>
+            <w:r>
+              <w:rPr>
+                <w:b/>
+                <w:color w:val="FFFFFF"/>
+                <w:sz w:val="20"/>
+              </w:rPr>
               <w:t xml:space="preserve">Signature</w:t>
             </w:r>
           </w:p>
         </w:tc>
         <w:tc>
-          <w:tcPr/>
-          <w:p>
-            <w:pPr>
-              <w:pStyle w:val="Compact"/>
-              <w:jc w:val="left"/>
-            </w:pPr>
-            <w:r>
+          <w:tcPr>
+            <w:shd w:fill="0099CC" w:val="clear"/>
+          </w:tcPr>
+          <w:p>
+            <w:pPr>
+              <w:pStyle w:val="Compact"/>
+              <w:jc w:val="left"/>
+            </w:pPr>
+            <w:r>
+              <w:rPr>
+                <w:b/>
+                <w:color w:val="FFFFFF"/>
+                <w:sz w:val="20"/>
+              </w:rPr>
               <w:t xml:space="preserve">Date</w:t>
             </w:r>
           </w:p>
@@ -2105,7 +2990,9 @@
       </w:tr>
       <w:tr>
         <w:tc>
-          <w:tcPr/>
+          <w:tcPr>
+            <w:shd w:fill="FFFFFF" w:val="clear"/>
+          </w:tcPr>
           <w:p>
             <w:pPr>
               <w:pStyle w:val="Compact"/>
@@ -2115,43 +3002,63 @@
               <w:rPr>
                 <w:bCs/>
                 <w:b/>
+                <w:color w:val="1A1A1A"/>
+                <w:sz w:val="19"/>
               </w:rPr>
               <w:t xml:space="preserve">Asset Custodian:</w:t>
             </w:r>
           </w:p>
         </w:tc>
         <w:tc>
-          <w:tcPr/>
-          <w:p>
-            <w:pPr>
-              <w:pStyle w:val="Compact"/>
-              <w:jc w:val="left"/>
-            </w:pPr>
-            <w:r>
+          <w:tcPr>
+            <w:shd w:fill="FFFFFF" w:val="clear"/>
+          </w:tcPr>
+          <w:p>
+            <w:pPr>
+              <w:pStyle w:val="Compact"/>
+              <w:jc w:val="left"/>
+            </w:pPr>
+            <w:r>
+              <w:rPr>
+                <w:color w:val="1A1A1A"/>
+                <w:sz w:val="19"/>
+              </w:rPr>
               <w:t xml:space="preserve">__________________</w:t>
             </w:r>
           </w:p>
         </w:tc>
         <w:tc>
-          <w:tcPr/>
-          <w:p>
-            <w:pPr>
-              <w:pStyle w:val="Compact"/>
-              <w:jc w:val="left"/>
-            </w:pPr>
-            <w:r>
+          <w:tcPr>
+            <w:shd w:fill="FFFFFF" w:val="clear"/>
+          </w:tcPr>
+          <w:p>
+            <w:pPr>
+              <w:pStyle w:val="Compact"/>
+              <w:jc w:val="left"/>
+            </w:pPr>
+            <w:r>
+              <w:rPr>
+                <w:color w:val="1A1A1A"/>
+                <w:sz w:val="19"/>
+              </w:rPr>
               <w:t xml:space="preserve">__________________</w:t>
             </w:r>
           </w:p>
         </w:tc>
         <w:tc>
-          <w:tcPr/>
-          <w:p>
-            <w:pPr>
-              <w:pStyle w:val="Compact"/>
-              <w:jc w:val="left"/>
-            </w:pPr>
-            <w:r>
+          <w:tcPr>
+            <w:shd w:fill="FFFFFF" w:val="clear"/>
+          </w:tcPr>
+          <w:p>
+            <w:pPr>
+              <w:pStyle w:val="Compact"/>
+              <w:jc w:val="left"/>
+            </w:pPr>
+            <w:r>
+              <w:rPr>
+                <w:color w:val="1A1A1A"/>
+                <w:sz w:val="19"/>
+              </w:rPr>
               <w:t xml:space="preserve">____/____/________</w:t>
             </w:r>
           </w:p>
@@ -2159,7 +3066,9 @@
       </w:tr>
       <w:tr>
         <w:tc>
-          <w:tcPr/>
+          <w:tcPr>
+            <w:shd w:fill="E8F8FF" w:val="clear"/>
+          </w:tcPr>
           <w:p>
             <w:pPr>
               <w:pStyle w:val="Compact"/>
@@ -2169,43 +3078,63 @@
               <w:rPr>
                 <w:bCs/>
                 <w:b/>
+                <w:color w:val="1A1A1A"/>
+                <w:sz w:val="19"/>
               </w:rPr>
               <w:t xml:space="preserve">IT/Admin Officer:</w:t>
             </w:r>
           </w:p>
         </w:tc>
         <w:tc>
-          <w:tcPr/>
-          <w:p>
-            <w:pPr>
-              <w:pStyle w:val="Compact"/>
-              <w:jc w:val="left"/>
-            </w:pPr>
-            <w:r>
+          <w:tcPr>
+            <w:shd w:fill="E8F8FF" w:val="clear"/>
+          </w:tcPr>
+          <w:p>
+            <w:pPr>
+              <w:pStyle w:val="Compact"/>
+              <w:jc w:val="left"/>
+            </w:pPr>
+            <w:r>
+              <w:rPr>
+                <w:color w:val="1A1A1A"/>
+                <w:sz w:val="19"/>
+              </w:rPr>
               <w:t xml:space="preserve">__________________</w:t>
             </w:r>
           </w:p>
         </w:tc>
         <w:tc>
-          <w:tcPr/>
-          <w:p>
-            <w:pPr>
-              <w:pStyle w:val="Compact"/>
-              <w:jc w:val="left"/>
-            </w:pPr>
-            <w:r>
+          <w:tcPr>
+            <w:shd w:fill="E8F8FF" w:val="clear"/>
+          </w:tcPr>
+          <w:p>
+            <w:pPr>
+              <w:pStyle w:val="Compact"/>
+              <w:jc w:val="left"/>
+            </w:pPr>
+            <w:r>
+              <w:rPr>
+                <w:color w:val="1A1A1A"/>
+                <w:sz w:val="19"/>
+              </w:rPr>
               <w:t xml:space="preserve">__________________</w:t>
             </w:r>
           </w:p>
         </w:tc>
         <w:tc>
-          <w:tcPr/>
-          <w:p>
-            <w:pPr>
-              <w:pStyle w:val="Compact"/>
-              <w:jc w:val="left"/>
-            </w:pPr>
-            <w:r>
+          <w:tcPr>
+            <w:shd w:fill="E8F8FF" w:val="clear"/>
+          </w:tcPr>
+          <w:p>
+            <w:pPr>
+              <w:pStyle w:val="Compact"/>
+              <w:jc w:val="left"/>
+            </w:pPr>
+            <w:r>
+              <w:rPr>
+                <w:color w:val="1A1A1A"/>
+                <w:sz w:val="19"/>
+              </w:rPr>
               <w:t xml:space="preserve">____/____/________</w:t>
             </w:r>
           </w:p>
@@ -2213,7 +3142,9 @@
       </w:tr>
       <w:tr>
         <w:tc>
-          <w:tcPr/>
+          <w:tcPr>
+            <w:shd w:fill="FFFFFF" w:val="clear"/>
+          </w:tcPr>
           <w:p>
             <w:pPr>
               <w:pStyle w:val="Compact"/>
@@ -2223,43 +3154,63 @@
               <w:rPr>
                 <w:bCs/>
                 <w:b/>
+                <w:color w:val="1A1A1A"/>
+                <w:sz w:val="19"/>
               </w:rPr>
               <w:t xml:space="preserve">Finance Department:</w:t>
             </w:r>
           </w:p>
         </w:tc>
         <w:tc>
-          <w:tcPr/>
-          <w:p>
-            <w:pPr>
-              <w:pStyle w:val="Compact"/>
-              <w:jc w:val="left"/>
-            </w:pPr>
-            <w:r>
+          <w:tcPr>
+            <w:shd w:fill="FFFFFF" w:val="clear"/>
+          </w:tcPr>
+          <w:p>
+            <w:pPr>
+              <w:pStyle w:val="Compact"/>
+              <w:jc w:val="left"/>
+            </w:pPr>
+            <w:r>
+              <w:rPr>
+                <w:color w:val="1A1A1A"/>
+                <w:sz w:val="19"/>
+              </w:rPr>
               <w:t xml:space="preserve">__________________</w:t>
             </w:r>
           </w:p>
         </w:tc>
         <w:tc>
-          <w:tcPr/>
-          <w:p>
-            <w:pPr>
-              <w:pStyle w:val="Compact"/>
-              <w:jc w:val="left"/>
-            </w:pPr>
-            <w:r>
+          <w:tcPr>
+            <w:shd w:fill="FFFFFF" w:val="clear"/>
+          </w:tcPr>
+          <w:p>
+            <w:pPr>
+              <w:pStyle w:val="Compact"/>
+              <w:jc w:val="left"/>
+            </w:pPr>
+            <w:r>
+              <w:rPr>
+                <w:color w:val="1A1A1A"/>
+                <w:sz w:val="19"/>
+              </w:rPr>
               <w:t xml:space="preserve">__________________</w:t>
             </w:r>
           </w:p>
         </w:tc>
         <w:tc>
-          <w:tcPr/>
-          <w:p>
-            <w:pPr>
-              <w:pStyle w:val="Compact"/>
-              <w:jc w:val="left"/>
-            </w:pPr>
-            <w:r>
+          <w:tcPr>
+            <w:shd w:fill="FFFFFF" w:val="clear"/>
+          </w:tcPr>
+          <w:p>
+            <w:pPr>
+              <w:pStyle w:val="Compact"/>
+              <w:jc w:val="left"/>
+            </w:pPr>
+            <w:r>
+              <w:rPr>
+                <w:color w:val="1A1A1A"/>
+                <w:sz w:val="19"/>
+              </w:rPr>
               <w:t xml:space="preserve">____/____/________</w:t>
             </w:r>
           </w:p>
@@ -2276,6 +3227,10 @@
     <w:p>
       <w:pPr>
         <w:pStyle w:val="BlockText"/>
+        <w:pBdr>
+          <w:left w:val="single" w:sz="24" w:space="6" w:color="F5A623"/>
+        </w:pBdr>
+        <w:shd w:fill="FFF8E1" w:val="clear"/>
       </w:pPr>
       <w:r>
         <w:rPr>
@@ -2348,6 +3303,29 @@
         <w:right w:val="single" w:sz="18" w:space="24" w:color="E08A00"/>
       </w:pgBorders>
     </w:sectPr>
+    <w:p>
+      <w:pPr>
+        <w:pBdr>
+          <w:top w:val="single" w:sz="36" w:space="1" w:color="F5A623"/>
+          <w:bottom w:val="single" w:sz="12" w:space="0" w:color="00BFFF"/>
+        </w:pBdr>
+        <w:spacing w:before="300" w:after="0"/>
+      </w:pPr>
+    </w:p>
+    <w:p>
+      <w:pPr>
+        <w:jc w:val="center"/>
+        <w:spacing w:before="60" w:after="0"/>
+      </w:pPr>
+      <w:r>
+        <w:rPr>
+          <w:color w:val="0099CC"/>
+          <w:sz w:val="16"/>
+          <w:szCs w:val="16"/>
+        </w:rPr>
+        <w:t xml:space="preserve">PECH Group Holdings Ltd  |  Lagos, Nigeria  |  pechgroupholdings.tech</w:t>
+      </w:r>
+    </w:p>
   </w:body>
 </w:document>
 </file>

--- a/business_documents/PECH_ASSET_REGISTER_FORM.docx
+++ b/business_documents/PECH_ASSET_REGISTER_FORM.docx
@@ -58,71 +58,34 @@
         <w:spacing w:after="0"/>
       </w:pPr>
     </w:p>
-    <w:bookmarkStart w:id="31" w:name="pech-group-holdings-ltd"/>
     <w:p>
       <w:pPr>
-        <w:pStyle w:val="Heading1"/>
-        <w:rPr>
-          <w:color w:val="0099CC"/>
-        </w:rPr>
-        <w:pBdr>
-          <w:bottom w:val="single" w:sz="18" w:space="2" w:color="F5A623"/>
-        </w:pBdr>
+        <w:pStyle w:val="FirstParagraph"/>
       </w:pPr>
       <w:r>
-        <w:rPr>
-          <w:b/>
-          <w:color w:val="0099CC"/>
-          <w:sz w:val="44"/>
-        </w:rPr>
-        <w:t xml:space="preserve">PECH GROUP HOLDINGS LTD</w:t>
-      </w:r>
-    </w:p>
-    <w:bookmarkStart w:id="22" w:name="asset-register-tracking-form"/>
+        <w:t xml:space="preserve">🏢</w:t>
+      </w:r>
+    </w:p>
     <w:p>
       <w:pPr>
-        <w:pBdr>
-          <w:top w:val="single" w:sz="18" w:space="1" w:color="F5A623"/>
-          <w:bottom w:val="single" w:sz="6" w:space="1" w:color="0099CC"/>
-        </w:pBdr>
-        <w:spacing w:before="200" w:after="200"/>
+        <w:pStyle w:val="BodyText"/>
       </w:pPr>
+      <w:r>
+        <w:t xml:space="preserve">ASSET REGISTER / TRACKING FORM</w:t>
+      </w:r>
     </w:p>
     <w:p>
       <w:pPr>
-        <w:pStyle w:val="Heading2"/>
-        <w:rPr>
-          <w:color w:val="0099CC"/>
-        </w:rPr>
-        <w:pBdr>
-          <w:bottom w:val="single" w:sz="6" w:space="2" w:color="00BFFF"/>
-        </w:pBdr>
+        <w:pStyle w:val="BodyText"/>
       </w:pPr>
       <w:r>
-        <w:rPr>
-          <w:b/>
-          <w:color w:val="0099CC"/>
-          <w:sz w:val="32"/>
-        </w:rPr>
-        <w:t xml:space="preserve">ASSET REGISTER / TRACKING FORM</w:t>
-      </w:r>
-    </w:p>
-    <w:bookmarkStart w:id="21" w:name="confidential"/>
+        <w:t xml:space="preserve"> </w:t>
+      </w:r>
+    </w:p>
     <w:p>
       <w:pPr>
-        <w:pStyle w:val="Heading3"/>
-        <w:rPr>
-          <w:color w:val="E08A00"/>
-        </w:rPr>
+        <w:pStyle w:val="BodyText"/>
       </w:pPr>
-      <w:r>
-        <w:rPr>
-          <w:b/>
-          <w:color w:val="E08A00"/>
-          <w:sz w:val="26"/>
-        </w:rPr>
-        <w:t xml:space="preserve">CONFIDENTIAL</w:t>
-      </w:r>
     </w:p>
     <w:p>
       <w:r>
@@ -131,51 +94,7 @@
         </w:pict>
       </w:r>
     </w:p>
-    <w:p>
-      <w:pPr>
-        <w:pStyle w:val="FirstParagraph"/>
-      </w:pPr>
-      <w:r>
-        <w:rPr>
-          <w:bCs/>
-          <w:b/>
-        </w:rPr>
-        <w:t xml:space="preserve">PECH Group Holdings Ltd</w:t>
-      </w:r>
-      <w:r>
-        <w:t xml:space="preserve"> </w:t>
-      </w:r>
-      <w:r>
-        <w:t xml:space="preserve">Lagos, Nigeria</w:t>
-      </w:r>
-      <w:r>
-        <w:t xml:space="preserve"> </w:t>
-      </w:r>
-      <w:r>
-        <w:t xml:space="preserve">Website:</w:t>
-      </w:r>
-      <w:r>
-        <w:t xml:space="preserve"> </w:t>
-      </w:r>
-      <w:hyperlink r:id="rId20">
-        <w:r>
-          <w:rPr>
-            <w:rStyle w:val="Hyperlink"/>
-          </w:rPr>
-          <w:t xml:space="preserve">pechgroupholdings.tech</w:t>
-        </w:r>
-      </w:hyperlink>
-    </w:p>
-    <w:p>
-      <w:r>
-        <w:pict>
-          <v:rect style="width:0;height:1.5pt" o:hralign="center" o:hrstd="t" o:hr="t"/>
-        </w:pict>
-      </w:r>
-    </w:p>
-    <w:bookmarkEnd w:id="21"/>
-    <w:bookmarkEnd w:id="22"/>
-    <w:bookmarkStart w:id="23" w:name="asset-identification"/>
+    <w:bookmarkStart w:id="20" w:name="asset-identification"/>
     <w:p>
       <w:pPr>
         <w:pBdr>
@@ -394,8 +313,8 @@
         </w:pict>
       </w:r>
     </w:p>
-    <w:bookmarkEnd w:id="23"/>
-    <w:bookmarkStart w:id="24" w:name="asset-description"/>
+    <w:bookmarkEnd w:id="20"/>
+    <w:bookmarkStart w:id="21" w:name="asset-description"/>
     <w:p>
       <w:pPr>
         <w:pBdr>
@@ -764,8 +683,8 @@
         </w:pict>
       </w:r>
     </w:p>
-    <w:bookmarkEnd w:id="24"/>
-    <w:bookmarkStart w:id="25" w:name="acquisition-details"/>
+    <w:bookmarkEnd w:id="21"/>
+    <w:bookmarkStart w:id="22" w:name="acquisition-details"/>
     <w:p>
       <w:pPr>
         <w:pBdr>
@@ -1224,8 +1143,8 @@
         </w:pict>
       </w:r>
     </w:p>
-    <w:bookmarkEnd w:id="25"/>
-    <w:bookmarkStart w:id="26" w:name="location-and-assignment"/>
+    <w:bookmarkEnd w:id="22"/>
+    <w:bookmarkStart w:id="23" w:name="location-and-assignment"/>
     <w:p>
       <w:pPr>
         <w:pBdr>
@@ -1646,8 +1565,8 @@
         </w:pict>
       </w:r>
     </w:p>
-    <w:bookmarkEnd w:id="26"/>
-    <w:bookmarkStart w:id="27" w:name="asset-transfer-history"/>
+    <w:bookmarkEnd w:id="23"/>
+    <w:bookmarkStart w:id="24" w:name="asset-transfer-history"/>
     <w:p>
       <w:pPr>
         <w:pBdr>
@@ -2066,8 +1985,8 @@
         </w:pict>
       </w:r>
     </w:p>
-    <w:bookmarkEnd w:id="27"/>
-    <w:bookmarkStart w:id="28" w:name="maintenance-history"/>
+    <w:bookmarkEnd w:id="24"/>
+    <w:bookmarkStart w:id="25" w:name="maintenance-history"/>
     <w:p>
       <w:pPr>
         <w:pBdr>
@@ -2504,8 +2423,8 @@
         </w:pict>
       </w:r>
     </w:p>
-    <w:bookmarkEnd w:id="28"/>
-    <w:bookmarkStart w:id="29" w:name="disposal-details"/>
+    <w:bookmarkEnd w:id="25"/>
+    <w:bookmarkStart w:id="26" w:name="disposal-details"/>
     <w:p>
       <w:pPr>
         <w:pBdr>
@@ -2856,8 +2775,8 @@
         </w:pict>
       </w:r>
     </w:p>
-    <w:bookmarkEnd w:id="29"/>
-    <w:bookmarkStart w:id="30" w:name="signatures"/>
+    <w:bookmarkEnd w:id="26"/>
+    <w:bookmarkStart w:id="27" w:name="signatures"/>
     <w:p>
       <w:pPr>
         <w:pBdr>
@@ -3293,16 +3212,8 @@
         <w:t xml:space="preserve">Technology &amp; Infrastructure Enablers for People</w:t>
       </w:r>
     </w:p>
-    <w:bookmarkEnd w:id="30"/>
-    <w:bookmarkEnd w:id="31"/>
-    <w:sectPr>
-      <w:pgBorders w:offsetFrom="page">
-        <w:top w:val="single" w:sz="18" w:space="24" w:color="00BFFF"/>
-        <w:left w:val="single" w:sz="18" w:space="24" w:color="0099CC"/>
-        <w:bottom w:val="single" w:sz="18" w:space="24" w:color="F5A623"/>
-        <w:right w:val="single" w:sz="18" w:space="24" w:color="E08A00"/>
-      </w:pgBorders>
-    </w:sectPr>
+    <w:bookmarkEnd w:id="27"/>
+    <w:sectPr/>
     <w:p>
       <w:pPr>
         <w:pBdr>
